--- a/docs/19-mobile-screens-and-ux-flows.docx
+++ b/docs/19-mobile-screens-and-ux-flows.docx
@@ -11808,161 +11808,57 @@
       </w:r>
     </w:p>
     <w:p>
-      <w:pPr>
-        <w:spacing w:before="100" w:beforeAutospacing="1" w:after="100" w:afterAutospacing="1" w:line="240" w:lineRule="auto"/>
-        <w:outlineLvl w:val="1"/>
-        <w:rPr>
-          <w:rFonts w:ascii="Times New Roman" w:eastAsia="Times New Roman" w:hAnsi="Times New Roman" w:cs="Times New Roman"/>
-          <w:b/>
-          <w:bCs/>
-          <w:sz w:val="36"/>
-          <w:szCs w:val="36"/>
-          <w:lang w:eastAsia="ru-RU"/>
-        </w:rPr>
-      </w:pPr>
-      <w:r>
-        <w:rPr>
-          <w:rFonts w:ascii="Times New Roman" w:eastAsia="Times New Roman" w:hAnsi="Times New Roman" w:cs="Times New Roman"/>
-          <w:b/>
-          <w:bCs/>
-          <w:sz w:val="36"/>
-          <w:szCs w:val="36"/>
-          <w:lang w:eastAsia="ru-RU"/>
-        </w:rPr>
-        <w:lastRenderedPageBreak/>
-        <w:t>Работа с фотографиями</w:t>
-      </w:r>
-    </w:p>
-    <w:p>
-      <w:pPr>
-        <w:spacing w:before="100" w:beforeAutospacing="1" w:after="100" w:afterAutospacing="1" w:line="240" w:lineRule="auto"/>
-        <w:rPr>
-          <w:rFonts w:ascii="Times New Roman" w:eastAsia="Times New Roman" w:hAnsi="Times New Roman" w:cs="Times New Roman"/>
-          <w:sz w:val="24"/>
-          <w:szCs w:val="24"/>
-          <w:lang w:eastAsia="ru-RU"/>
-        </w:rPr>
-      </w:pPr>
-      <w:r>
-        <w:rPr>
-          <w:rFonts w:ascii="Times New Roman" w:eastAsia="Times New Roman" w:hAnsi="Times New Roman" w:cs="Times New Roman"/>
-          <w:sz w:val="24"/>
-          <w:szCs w:val="24"/>
-          <w:lang w:eastAsia="ru-RU"/>
-        </w:rPr>
-        <w:t>Существующие фотографии отображаются отдельно.</w:t>
-      </w:r>
-    </w:p>
-    <w:p>
-      <w:pPr>
-        <w:spacing w:before="100" w:beforeAutospacing="1" w:after="100" w:afterAutospacing="1" w:line="240" w:lineRule="auto"/>
-        <w:rPr>
-          <w:rFonts w:ascii="Times New Roman" w:eastAsia="Times New Roman" w:hAnsi="Times New Roman" w:cs="Times New Roman"/>
-          <w:sz w:val="24"/>
-          <w:szCs w:val="24"/>
-          <w:lang w:eastAsia="ru-RU"/>
-        </w:rPr>
-      </w:pPr>
-      <w:r>
-        <w:rPr>
-          <w:rFonts w:ascii="Times New Roman" w:eastAsia="Times New Roman" w:hAnsi="Times New Roman" w:cs="Times New Roman"/>
-          <w:sz w:val="24"/>
-          <w:szCs w:val="24"/>
-          <w:lang w:eastAsia="ru-RU"/>
-        </w:rPr>
-        <w:t>Пользователь может:</w:t>
-      </w:r>
-    </w:p>
-    <w:p>
-      <w:pPr>
-        <w:numPr>
-          <w:ilvl w:val="0"/>
-          <w:numId w:val="52"/>
-        </w:numPr>
-        <w:spacing w:before="100" w:beforeAutospacing="1" w:after="100" w:afterAutospacing="1" w:line="240" w:lineRule="auto"/>
-        <w:rPr>
-          <w:rFonts w:ascii="Times New Roman" w:eastAsia="Times New Roman" w:hAnsi="Times New Roman" w:cs="Times New Roman"/>
-          <w:sz w:val="24"/>
-          <w:szCs w:val="24"/>
-          <w:lang w:eastAsia="ru-RU"/>
-        </w:rPr>
-      </w:pPr>
-      <w:r>
-        <w:rPr>
-          <w:rFonts w:ascii="Times New Roman" w:eastAsia="Times New Roman" w:hAnsi="Times New Roman" w:cs="Times New Roman"/>
-          <w:sz w:val="24"/>
-          <w:szCs w:val="24"/>
-          <w:lang w:eastAsia="ru-RU"/>
-        </w:rPr>
-        <w:t>добавить новые фотографии;</w:t>
-      </w:r>
-    </w:p>
-    <w:p>
-      <w:pPr>
-        <w:numPr>
-          <w:ilvl w:val="0"/>
-          <w:numId w:val="52"/>
-        </w:numPr>
-        <w:spacing w:before="100" w:beforeAutospacing="1" w:after="100" w:afterAutospacing="1" w:line="240" w:lineRule="auto"/>
-        <w:rPr>
-          <w:rFonts w:ascii="Times New Roman" w:eastAsia="Times New Roman" w:hAnsi="Times New Roman" w:cs="Times New Roman"/>
-          <w:sz w:val="24"/>
-          <w:szCs w:val="24"/>
-          <w:lang w:eastAsia="ru-RU"/>
-        </w:rPr>
-      </w:pPr>
-      <w:r>
-        <w:rPr>
-          <w:rFonts w:ascii="Times New Roman" w:eastAsia="Times New Roman" w:hAnsi="Times New Roman" w:cs="Times New Roman"/>
-          <w:sz w:val="24"/>
-          <w:szCs w:val="24"/>
-          <w:lang w:eastAsia="ru-RU"/>
-        </w:rPr>
-        <w:t>удалить существующие;</w:t>
-      </w:r>
-    </w:p>
-    <w:p>
-      <w:pPr>
-        <w:numPr>
-          <w:ilvl w:val="0"/>
-          <w:numId w:val="52"/>
-        </w:numPr>
-        <w:spacing w:before="100" w:beforeAutospacing="1" w:after="100" w:afterAutospacing="1" w:line="240" w:lineRule="auto"/>
-        <w:rPr>
-          <w:rFonts w:ascii="Times New Roman" w:eastAsia="Times New Roman" w:hAnsi="Times New Roman" w:cs="Times New Roman"/>
-          <w:sz w:val="24"/>
-          <w:szCs w:val="24"/>
-          <w:lang w:eastAsia="ru-RU"/>
-        </w:rPr>
-      </w:pPr>
-      <w:r>
-        <w:rPr>
-          <w:rFonts w:ascii="Times New Roman" w:eastAsia="Times New Roman" w:hAnsi="Times New Roman" w:cs="Times New Roman"/>
-          <w:sz w:val="24"/>
-          <w:szCs w:val="24"/>
-          <w:lang w:eastAsia="ru-RU"/>
-        </w:rPr>
-        <w:t>изменить порядок, если это будет поддерживаться.</w:t>
-      </w:r>
-    </w:p>
-    <w:p>
-      <w:pPr>
-        <w:spacing w:before="100" w:beforeAutospacing="1" w:after="100" w:afterAutospacing="1" w:line="240" w:lineRule="auto"/>
-        <w:rPr>
-          <w:rFonts w:ascii="Times New Roman" w:eastAsia="Times New Roman" w:hAnsi="Times New Roman" w:cs="Times New Roman"/>
-          <w:sz w:val="24"/>
-          <w:szCs w:val="24"/>
-          <w:lang w:eastAsia="ru-RU"/>
-        </w:rPr>
-      </w:pPr>
-      <w:r>
-        <w:rPr>
-          <w:rFonts w:ascii="Times New Roman" w:eastAsia="Times New Roman" w:hAnsi="Times New Roman" w:cs="Times New Roman"/>
-          <w:sz w:val="24"/>
-          <w:szCs w:val="24"/>
-          <w:lang w:eastAsia="ru-RU"/>
-        </w:rPr>
-        <w:t>Изменение текстовых данных Memory и управление медиа должны оставаться отдельными техническими операциями.</w:t>
+      <w:pPr/>
+      <w:r>
+        <w:t>Photo media behavior</w:t>
+      </w:r>
+    </w:p>
+    <w:p>
+      <w:pPr/>
+      <w:r>
+        <w:t>Memory Details contains a Photos section.</w:t>
+      </w:r>
+    </w:p>
+    <w:p>
+      <w:pPr/>
+      <w:r>
+        <w:t>A user with mutation affordance can add a photo.</w:t>
+      </w:r>
+    </w:p>
+    <w:p>
+      <w:pPr/>
+      <w:r>
+        <w:t>The gallery displays THUMBNAIL representations through authenticated backend download.</w:t>
+      </w:r>
+    </w:p>
+    <w:p>
+      <w:pPr/>
+      <w:r>
+        <w:t>Tapping a thumbnail opens a fullscreen viewer where DISPLAY is loaded lazily through authenticated backend download.</w:t>
+      </w:r>
+    </w:p>
+    <w:p>
+      <w:pPr/>
+      <w:r>
+        <w:t>Photo deletion requires a confirmation dialog. Cancel changes nothing. Confirm calls backend DELETE; only after 204 does the viewer close and the thumbnail disappear locally.</w:t>
+      </w:r>
+    </w:p>
+    <w:p>
+      <w:pPr/>
+      <w:r>
+        <w:t>Upload/delete failure keeps the existing gallery visible and shows a failure state.</w:t>
+      </w:r>
+    </w:p>
+    <w:p>
+      <w:pPr/>
+      <w:r>
+        <w:t>Not implemented in MVP: reorder, captions, cover photo, share, download-to-device.</w:t>
+      </w:r>
+    </w:p>
+    <w:p>
+      <w:pPr/>
+      <w:r>
+        <w:t>Editing Memory text data and managing media remain separate technical operations.</w:t>
       </w:r>
     </w:p>
     <w:p>

--- a/docs/19-mobile-screens-and-ux-flows.docx
+++ b/docs/19-mobile-screens-and-ux-flows.docx
@@ -339,7 +339,7 @@
           <w:szCs w:val="24"/>
           <w:lang w:eastAsia="ru-RU"/>
         </w:rPr>
-        <w:pict w14:anchorId="7E747F6A">
+        <w:pict w14:anchorId="3FE52B00">
           <v:rect id="_x0000_i1025" style="width:0;height:1.5pt" o:hralign="center" o:hrstd="t" o:hr="t" fillcolor="#a0a0a0" stroked="f"/>
         </w:pict>
       </w:r>
@@ -1284,7 +1284,7 @@
           <w:szCs w:val="24"/>
           <w:lang w:eastAsia="ru-RU"/>
         </w:rPr>
-        <w:pict w14:anchorId="56490AA8">
+        <w:pict w14:anchorId="3FE52B01">
           <v:rect id="_x0000_i1026" style="width:0;height:1.5pt" o:hralign="center" o:hrstd="t" o:hr="t" fillcolor="#a0a0a0" stroked="f"/>
         </w:pict>
       </w:r>
@@ -2002,7 +2002,7 @@
           <w:szCs w:val="24"/>
           <w:lang w:eastAsia="ru-RU"/>
         </w:rPr>
-        <w:pict w14:anchorId="4B2AA054">
+        <w:pict w14:anchorId="3FE52B02">
           <v:rect id="_x0000_i1027" style="width:0;height:1.5pt" o:hralign="center" o:hrstd="t" o:hr="t" fillcolor="#a0a0a0" stroked="f"/>
         </w:pict>
       </w:r>
@@ -2937,7 +2937,7 @@
           <w:szCs w:val="24"/>
           <w:lang w:eastAsia="ru-RU"/>
         </w:rPr>
-        <w:pict w14:anchorId="3D55936D">
+        <w:pict w14:anchorId="3FE52B03">
           <v:rect id="_x0000_i1028" style="width:0;height:1.5pt" o:hralign="center" o:hrstd="t" o:hr="t" fillcolor="#a0a0a0" stroked="f"/>
         </w:pict>
       </w:r>
@@ -3700,7 +3700,7 @@
           <w:szCs w:val="24"/>
           <w:lang w:eastAsia="ru-RU"/>
         </w:rPr>
-        <w:pict w14:anchorId="17059F6E">
+        <w:pict w14:anchorId="3FE52B04">
           <v:rect id="_x0000_i1029" style="width:0;height:1.5pt" o:hralign="center" o:hrstd="t" o:hr="t" fillcolor="#a0a0a0" stroked="f"/>
         </w:pict>
       </w:r>
@@ -4804,7 +4804,7 @@
           <w:szCs w:val="24"/>
           <w:lang w:eastAsia="ru-RU"/>
         </w:rPr>
-        <w:pict w14:anchorId="4DC208D7">
+        <w:pict w14:anchorId="3FE52B05">
           <v:rect id="_x0000_i1030" style="width:0;height:1.5pt" o:hralign="center" o:hrstd="t" o:hr="t" fillcolor="#a0a0a0" stroked="f"/>
         </w:pict>
       </w:r>
@@ -5637,7 +5637,7 @@
           <w:szCs w:val="24"/>
           <w:lang w:eastAsia="ru-RU"/>
         </w:rPr>
-        <w:pict w14:anchorId="27D9FDB1">
+        <w:pict w14:anchorId="3FE52B06">
           <v:rect id="_x0000_i1031" style="width:0;height:1.5pt" o:hralign="center" o:hrstd="t" o:hr="t" fillcolor="#a0a0a0" stroked="f"/>
         </w:pict>
       </w:r>
@@ -6400,7 +6400,7 @@
           <w:szCs w:val="24"/>
           <w:lang w:eastAsia="ru-RU"/>
         </w:rPr>
-        <w:pict w14:anchorId="70E6441E">
+        <w:pict w14:anchorId="3FE52B07">
           <v:rect id="_x0000_i1032" style="width:0;height:1.5pt" o:hralign="center" o:hrstd="t" o:hr="t" fillcolor="#a0a0a0" stroked="f"/>
         </w:pict>
       </w:r>
@@ -7704,7 +7704,7 @@
           <w:szCs w:val="24"/>
           <w:lang w:eastAsia="ru-RU"/>
         </w:rPr>
-        <w:pict w14:anchorId="4CD0246A">
+        <w:pict w14:anchorId="3FE52B08">
           <v:rect id="_x0000_i1033" style="width:0;height:1.5pt" o:hralign="center" o:hrstd="t" o:hr="t" fillcolor="#a0a0a0" stroked="f"/>
         </w:pict>
       </w:r>
@@ -8646,7 +8646,7 @@
           <w:szCs w:val="24"/>
           <w:lang w:eastAsia="ru-RU"/>
         </w:rPr>
-        <w:pict w14:anchorId="6811D78A">
+        <w:pict w14:anchorId="3FE52B09">
           <v:rect id="_x0000_i1034" style="width:0;height:1.5pt" o:hralign="center" o:hrstd="t" o:hr="t" fillcolor="#a0a0a0" stroked="f"/>
         </w:pict>
       </w:r>
@@ -9576,7 +9576,7 @@
           <w:szCs w:val="24"/>
           <w:lang w:eastAsia="ru-RU"/>
         </w:rPr>
-        <w:pict w14:anchorId="0F86AB98">
+        <w:pict w14:anchorId="3FE52B0A">
           <v:rect id="_x0000_i1035" style="width:0;height:1.5pt" o:hralign="center" o:hrstd="t" o:hr="t" fillcolor="#a0a0a0" stroked="f"/>
         </w:pict>
       </w:r>
@@ -10515,7 +10515,7 @@
           <w:szCs w:val="24"/>
           <w:lang w:eastAsia="ru-RU"/>
         </w:rPr>
-        <w:pict w14:anchorId="3C718D42">
+        <w:pict w14:anchorId="3FE52B0B">
           <v:rect id="_x0000_i1036" style="width:0;height:1.5pt" o:hralign="center" o:hrstd="t" o:hr="t" fillcolor="#a0a0a0" stroked="f"/>
         </w:pict>
       </w:r>
@@ -11386,7 +11386,7 @@
           <w:szCs w:val="24"/>
           <w:lang w:eastAsia="ru-RU"/>
         </w:rPr>
-        <w:pict w14:anchorId="6B44E8CD">
+        <w:pict w14:anchorId="3FE52B0C">
           <v:rect id="_x0000_i1037" style="width:0;height:1.5pt" o:hralign="center" o:hrstd="t" o:hr="t" fillcolor="#a0a0a0" stroked="f"/>
         </w:pict>
       </w:r>
@@ -11808,60 +11808,6 @@
       </w:r>
     </w:p>
     <w:p>
-      <w:pPr/>
-      <w:r>
-        <w:t>Photo media behavior</w:t>
-      </w:r>
-    </w:p>
-    <w:p>
-      <w:pPr/>
-      <w:r>
-        <w:t>Memory Details contains a Photos section.</w:t>
-      </w:r>
-    </w:p>
-    <w:p>
-      <w:pPr/>
-      <w:r>
-        <w:t>A user with mutation affordance can add a photo.</w:t>
-      </w:r>
-    </w:p>
-    <w:p>
-      <w:pPr/>
-      <w:r>
-        <w:t>The gallery displays THUMBNAIL representations through authenticated backend download.</w:t>
-      </w:r>
-    </w:p>
-    <w:p>
-      <w:pPr/>
-      <w:r>
-        <w:t>Tapping a thumbnail opens a fullscreen viewer where DISPLAY is loaded lazily through authenticated backend download.</w:t>
-      </w:r>
-    </w:p>
-    <w:p>
-      <w:pPr/>
-      <w:r>
-        <w:t>Photo deletion requires a confirmation dialog. Cancel changes nothing. Confirm calls backend DELETE; only after 204 does the viewer close and the thumbnail disappear locally.</w:t>
-      </w:r>
-    </w:p>
-    <w:p>
-      <w:pPr/>
-      <w:r>
-        <w:t>Upload/delete failure keeps the existing gallery visible and shows a failure state.</w:t>
-      </w:r>
-    </w:p>
-    <w:p>
-      <w:pPr/>
-      <w:r>
-        <w:t>Not implemented in MVP: reorder, captions, cover photo, share, download-to-device.</w:t>
-      </w:r>
-    </w:p>
-    <w:p>
-      <w:pPr/>
-      <w:r>
-        <w:t>Editing Memory text data and managing media remain separate technical operations.</w:t>
-      </w:r>
-    </w:p>
-    <w:p>
       <w:pPr>
         <w:spacing w:before="100" w:beforeAutospacing="1" w:after="100" w:afterAutospacing="1" w:line="240" w:lineRule="auto"/>
         <w:outlineLvl w:val="1"/>
@@ -11883,67 +11829,140 @@
           <w:szCs w:val="36"/>
           <w:lang w:eastAsia="ru-RU"/>
         </w:rPr>
-        <w:t>Удаление</w:t>
-      </w:r>
-    </w:p>
-    <w:p>
-      <w:pPr>
-        <w:spacing w:before="100" w:beforeAutospacing="1" w:after="100" w:afterAutospacing="1" w:line="240" w:lineRule="auto"/>
-        <w:rPr>
-          <w:rFonts w:ascii="Times New Roman" w:eastAsia="Times New Roman" w:hAnsi="Times New Roman" w:cs="Times New Roman"/>
-          <w:sz w:val="24"/>
-          <w:szCs w:val="24"/>
-          <w:lang w:eastAsia="ru-RU"/>
-        </w:rPr>
-      </w:pPr>
-      <w:r>
-        <w:rPr>
-          <w:rFonts w:ascii="Times New Roman" w:eastAsia="Times New Roman" w:hAnsi="Times New Roman" w:cs="Times New Roman"/>
-          <w:sz w:val="24"/>
-          <w:szCs w:val="24"/>
-          <w:lang w:eastAsia="ru-RU"/>
-        </w:rPr>
-        <w:t>На экране может присутствовать действие «Удалить воспоминание».</w:t>
-      </w:r>
-    </w:p>
-    <w:p>
-      <w:pPr>
-        <w:spacing w:before="100" w:beforeAutospacing="1" w:after="100" w:afterAutospacing="1" w:line="240" w:lineRule="auto"/>
-        <w:rPr>
-          <w:rFonts w:ascii="Times New Roman" w:eastAsia="Times New Roman" w:hAnsi="Times New Roman" w:cs="Times New Roman"/>
-          <w:sz w:val="24"/>
-          <w:szCs w:val="24"/>
-          <w:lang w:eastAsia="ru-RU"/>
-        </w:rPr>
-      </w:pPr>
-      <w:r>
-        <w:rPr>
-          <w:rFonts w:ascii="Times New Roman" w:eastAsia="Times New Roman" w:hAnsi="Times New Roman" w:cs="Times New Roman"/>
-          <w:sz w:val="24"/>
-          <w:szCs w:val="24"/>
-          <w:lang w:eastAsia="ru-RU"/>
-        </w:rPr>
-        <w:t>Перед удалением обязательно показывается Confirmation Dialog.</w:t>
-      </w:r>
-    </w:p>
-    <w:p>
-      <w:pPr>
-        <w:spacing w:before="100" w:beforeAutospacing="1" w:after="100" w:afterAutospacing="1" w:line="240" w:lineRule="auto"/>
-        <w:rPr>
-          <w:rFonts w:ascii="Times New Roman" w:eastAsia="Times New Roman" w:hAnsi="Times New Roman" w:cs="Times New Roman"/>
-          <w:sz w:val="24"/>
-          <w:szCs w:val="24"/>
-          <w:lang w:eastAsia="ru-RU"/>
-        </w:rPr>
-      </w:pPr>
-      <w:r>
-        <w:rPr>
-          <w:rFonts w:ascii="Times New Roman" w:eastAsia="Times New Roman" w:hAnsi="Times New Roman" w:cs="Times New Roman"/>
-          <w:sz w:val="24"/>
-          <w:szCs w:val="24"/>
-          <w:lang w:eastAsia="ru-RU"/>
-        </w:rPr>
-        <w:t>Удаление Memory приводит к удалению связанных MediaFile.</w:t>
+        <w:lastRenderedPageBreak/>
+        <w:t>Работа с фотографиями</w:t>
+      </w:r>
+    </w:p>
+    <w:p>
+      <w:pPr>
+        <w:spacing w:before="100" w:beforeAutospacing="1" w:after="100" w:afterAutospacing="1" w:line="240" w:lineRule="auto"/>
+        <w:rPr>
+          <w:rFonts w:ascii="Times New Roman" w:eastAsia="Times New Roman" w:hAnsi="Times New Roman" w:cs="Times New Roman"/>
+          <w:sz w:val="24"/>
+          <w:szCs w:val="24"/>
+          <w:lang w:eastAsia="ru-RU"/>
+        </w:rPr>
+      </w:pPr>
+      <w:r>
+        <w:rPr>
+          <w:rFonts w:ascii="Times New Roman" w:eastAsia="Times New Roman" w:hAnsi="Times New Roman" w:cs="Times New Roman"/>
+          <w:sz w:val="24"/>
+          <w:szCs w:val="24"/>
+          <w:lang w:eastAsia="ru-RU"/>
+        </w:rPr>
+        <w:t>Существующие фотографии отображаются отдельно.</w:t>
+      </w:r>
+    </w:p>
+    <w:p>
+      <w:pPr>
+        <w:spacing w:before="100" w:beforeAutospacing="1" w:after="100" w:afterAutospacing="1" w:line="240" w:lineRule="auto"/>
+        <w:rPr>
+          <w:rFonts w:ascii="Times New Roman" w:eastAsia="Times New Roman" w:hAnsi="Times New Roman" w:cs="Times New Roman"/>
+          <w:sz w:val="24"/>
+          <w:szCs w:val="24"/>
+          <w:lang w:eastAsia="ru-RU"/>
+        </w:rPr>
+      </w:pPr>
+      <w:r>
+        <w:rPr>
+          <w:rFonts w:ascii="Times New Roman" w:eastAsia="Times New Roman" w:hAnsi="Times New Roman" w:cs="Times New Roman"/>
+          <w:sz w:val="24"/>
+          <w:szCs w:val="24"/>
+          <w:lang w:eastAsia="ru-RU"/>
+        </w:rPr>
+        <w:t>Пользователь может:</w:t>
+      </w:r>
+    </w:p>
+    <w:p>
+      <w:pPr>
+        <w:numPr>
+          <w:ilvl w:val="0"/>
+          <w:numId w:val="52"/>
+        </w:numPr>
+        <w:spacing w:before="100" w:beforeAutospacing="1" w:after="100" w:afterAutospacing="1" w:line="240" w:lineRule="auto"/>
+        <w:rPr>
+          <w:rFonts w:ascii="Times New Roman" w:eastAsia="Times New Roman" w:hAnsi="Times New Roman" w:cs="Times New Roman"/>
+          <w:sz w:val="24"/>
+          <w:szCs w:val="24"/>
+          <w:lang w:eastAsia="ru-RU"/>
+        </w:rPr>
+      </w:pPr>
+      <w:r>
+        <w:rPr>
+          <w:rFonts w:ascii="Times New Roman" w:eastAsia="Times New Roman" w:hAnsi="Times New Roman" w:cs="Times New Roman"/>
+          <w:sz w:val="24"/>
+          <w:szCs w:val="24"/>
+          <w:lang w:eastAsia="ru-RU"/>
+        </w:rPr>
+        <w:t>добавить новые фотографии;</w:t>
+      </w:r>
+    </w:p>
+    <w:p>
+      <w:pPr>
+        <w:numPr>
+          <w:ilvl w:val="0"/>
+          <w:numId w:val="52"/>
+        </w:numPr>
+        <w:spacing w:before="100" w:beforeAutospacing="1" w:after="100" w:afterAutospacing="1" w:line="240" w:lineRule="auto"/>
+        <w:rPr>
+          <w:rFonts w:ascii="Times New Roman" w:eastAsia="Times New Roman" w:hAnsi="Times New Roman" w:cs="Times New Roman"/>
+          <w:sz w:val="24"/>
+          <w:szCs w:val="24"/>
+          <w:lang w:eastAsia="ru-RU"/>
+        </w:rPr>
+      </w:pPr>
+      <w:r>
+        <w:rPr>
+          <w:rFonts w:ascii="Times New Roman" w:eastAsia="Times New Roman" w:hAnsi="Times New Roman" w:cs="Times New Roman"/>
+          <w:sz w:val="24"/>
+          <w:szCs w:val="24"/>
+          <w:lang w:eastAsia="ru-RU"/>
+        </w:rPr>
+        <w:t>удалить существующие;</w:t>
+      </w:r>
+    </w:p>
+    <w:p>
+      <w:pPr>
+        <w:numPr>
+          <w:ilvl w:val="0"/>
+          <w:numId w:val="52"/>
+        </w:numPr>
+        <w:spacing w:before="100" w:beforeAutospacing="1" w:after="100" w:afterAutospacing="1" w:line="240" w:lineRule="auto"/>
+        <w:rPr>
+          <w:rFonts w:ascii="Times New Roman" w:eastAsia="Times New Roman" w:hAnsi="Times New Roman" w:cs="Times New Roman"/>
+          <w:sz w:val="24"/>
+          <w:szCs w:val="24"/>
+          <w:lang w:eastAsia="ru-RU"/>
+        </w:rPr>
+      </w:pPr>
+      <w:r>
+        <w:rPr>
+          <w:rFonts w:ascii="Times New Roman" w:eastAsia="Times New Roman" w:hAnsi="Times New Roman" w:cs="Times New Roman"/>
+          <w:sz w:val="24"/>
+          <w:szCs w:val="24"/>
+          <w:lang w:eastAsia="ru-RU"/>
+        </w:rPr>
+        <w:t>изменить порядок, если это будет поддерживаться.</w:t>
+      </w:r>
+    </w:p>
+    <w:p>
+      <w:pPr>
+        <w:spacing w:before="100" w:beforeAutospacing="1" w:after="100" w:afterAutospacing="1" w:line="240" w:lineRule="auto"/>
+        <w:rPr>
+          <w:rFonts w:ascii="Times New Roman" w:eastAsia="Times New Roman" w:hAnsi="Times New Roman" w:cs="Times New Roman"/>
+          <w:sz w:val="24"/>
+          <w:szCs w:val="24"/>
+          <w:lang w:eastAsia="ru-RU"/>
+        </w:rPr>
+      </w:pPr>
+      <w:r>
+        <w:rPr>
+          <w:rFonts w:ascii="Times New Roman" w:eastAsia="Times New Roman" w:hAnsi="Times New Roman" w:cs="Times New Roman"/>
+          <w:sz w:val="24"/>
+          <w:szCs w:val="24"/>
+          <w:lang w:eastAsia="ru-RU"/>
+        </w:rPr>
+        <w:t>Изменение текстовых данных Memory и управление медиа должны оставаться отдельными техническими операциями.</w:t>
       </w:r>
     </w:p>
     <w:p>
@@ -11968,6 +11987,91 @@
           <w:szCs w:val="36"/>
           <w:lang w:eastAsia="ru-RU"/>
         </w:rPr>
+        <w:t>Удаление</w:t>
+      </w:r>
+    </w:p>
+    <w:p>
+      <w:pPr>
+        <w:spacing w:before="100" w:beforeAutospacing="1" w:after="100" w:afterAutospacing="1" w:line="240" w:lineRule="auto"/>
+        <w:rPr>
+          <w:rFonts w:ascii="Times New Roman" w:eastAsia="Times New Roman" w:hAnsi="Times New Roman" w:cs="Times New Roman"/>
+          <w:sz w:val="24"/>
+          <w:szCs w:val="24"/>
+          <w:lang w:eastAsia="ru-RU"/>
+        </w:rPr>
+      </w:pPr>
+      <w:r>
+        <w:rPr>
+          <w:rFonts w:ascii="Times New Roman" w:eastAsia="Times New Roman" w:hAnsi="Times New Roman" w:cs="Times New Roman"/>
+          <w:sz w:val="24"/>
+          <w:szCs w:val="24"/>
+          <w:lang w:eastAsia="ru-RU"/>
+        </w:rPr>
+        <w:t>На экране может присутствовать действие «Удалить воспоминание».</w:t>
+      </w:r>
+    </w:p>
+    <w:p>
+      <w:pPr>
+        <w:spacing w:before="100" w:beforeAutospacing="1" w:after="100" w:afterAutospacing="1" w:line="240" w:lineRule="auto"/>
+        <w:rPr>
+          <w:rFonts w:ascii="Times New Roman" w:eastAsia="Times New Roman" w:hAnsi="Times New Roman" w:cs="Times New Roman"/>
+          <w:sz w:val="24"/>
+          <w:szCs w:val="24"/>
+          <w:lang w:eastAsia="ru-RU"/>
+        </w:rPr>
+      </w:pPr>
+      <w:r>
+        <w:rPr>
+          <w:rFonts w:ascii="Times New Roman" w:eastAsia="Times New Roman" w:hAnsi="Times New Roman" w:cs="Times New Roman"/>
+          <w:sz w:val="24"/>
+          <w:szCs w:val="24"/>
+          <w:lang w:eastAsia="ru-RU"/>
+        </w:rPr>
+        <w:t>Перед удалением обязательно показывается Confirmation Dialog.</w:t>
+      </w:r>
+    </w:p>
+    <w:p>
+      <w:pPr>
+        <w:spacing w:before="100" w:beforeAutospacing="1" w:after="100" w:afterAutospacing="1" w:line="240" w:lineRule="auto"/>
+        <w:rPr>
+          <w:rFonts w:ascii="Times New Roman" w:eastAsia="Times New Roman" w:hAnsi="Times New Roman" w:cs="Times New Roman"/>
+          <w:sz w:val="24"/>
+          <w:szCs w:val="24"/>
+          <w:lang w:eastAsia="ru-RU"/>
+        </w:rPr>
+      </w:pPr>
+      <w:r>
+        <w:rPr>
+          <w:rFonts w:ascii="Times New Roman" w:eastAsia="Times New Roman" w:hAnsi="Times New Roman" w:cs="Times New Roman"/>
+          <w:sz w:val="24"/>
+          <w:szCs w:val="24"/>
+          <w:lang w:eastAsia="ru-RU"/>
+        </w:rPr>
+        <w:t>Удаление Memory приводит к удалению связанных MediaFile.</w:t>
+      </w:r>
+    </w:p>
+    <w:p>
+      <w:pPr>
+        <w:spacing w:before="100" w:beforeAutospacing="1" w:after="100" w:afterAutospacing="1" w:line="240" w:lineRule="auto"/>
+        <w:outlineLvl w:val="1"/>
+        <w:rPr>
+          <w:rFonts w:ascii="Times New Roman" w:eastAsia="Times New Roman" w:hAnsi="Times New Roman" w:cs="Times New Roman"/>
+          <w:b/>
+          <w:bCs/>
+          <w:sz w:val="36"/>
+          <w:szCs w:val="36"/>
+          <w:lang w:eastAsia="ru-RU"/>
+        </w:rPr>
+      </w:pPr>
+      <w:r>
+        <w:rPr>
+          <w:rFonts w:ascii="Times New Roman" w:eastAsia="Times New Roman" w:hAnsi="Times New Roman" w:cs="Times New Roman"/>
+          <w:b/>
+          <w:bCs/>
+          <w:sz w:val="36"/>
+          <w:szCs w:val="36"/>
+          <w:lang w:eastAsia="ru-RU"/>
+        </w:rPr>
         <w:t>Права доступа</w:t>
       </w:r>
     </w:p>
@@ -12080,7 +12184,7 @@
           <w:szCs w:val="24"/>
           <w:lang w:eastAsia="ru-RU"/>
         </w:rPr>
-        <w:pict w14:anchorId="4DA3F9C8">
+        <w:pict w14:anchorId="3FE52B0D">
           <v:rect id="_x0000_i1038" style="width:0;height:1.5pt" o:hralign="center" o:hrstd="t" o:hr="t" fillcolor="#a0a0a0" stroked="f"/>
         </w:pict>
       </w:r>
@@ -12774,6 +12878,563 @@
     </w:p>
     <w:p>
       <w:pPr>
+        <w:spacing w:before="100" w:beforeAutospacing="1" w:after="100" w:afterAutospacing="1" w:line="240" w:lineRule="auto"/>
+        <w:rPr>
+          <w:rFonts w:ascii="Times New Roman" w:eastAsia="Times New Roman" w:hAnsi="Times New Roman" w:cs="Times New Roman"/>
+          <w:sz w:val="24"/>
+          <w:szCs w:val="24"/>
+          <w:lang w:eastAsia="ru-RU"/>
+        </w:rPr>
+      </w:pPr>
+    </w:p>
+    <w:p>
+      <w:pPr>
+        <w:spacing w:before="100" w:beforeAutospacing="1" w:after="100" w:afterAutospacing="1" w:line="240" w:lineRule="auto"/>
+        <w:rPr>
+          <w:rFonts w:ascii="Times New Roman" w:eastAsia="Times New Roman" w:hAnsi="Times New Roman" w:cs="Times New Roman"/>
+          <w:sz w:val="24"/>
+          <w:szCs w:val="24"/>
+          <w:lang w:val="en-US" w:eastAsia="ru-RU"/>
+        </w:rPr>
+      </w:pPr>
+      <w:r>
+        <w:rPr>
+          <w:rFonts w:ascii="Times New Roman" w:eastAsia="Times New Roman" w:hAnsi="Times New Roman" w:cs="Times New Roman"/>
+          <w:sz w:val="24"/>
+          <w:szCs w:val="24"/>
+          <w:lang w:val="en-US" w:eastAsia="ru-RU"/>
+        </w:rPr>
+        <w:t>Timeline Screen</w:t>
+      </w:r>
+    </w:p>
+    <w:p>
+      <w:pPr>
+        <w:spacing w:before="100" w:beforeAutospacing="1" w:after="100" w:afterAutospacing="1" w:line="240" w:lineRule="auto"/>
+        <w:rPr>
+          <w:rFonts w:ascii="Times New Roman" w:eastAsia="Times New Roman" w:hAnsi="Times New Roman" w:cs="Times New Roman"/>
+          <w:sz w:val="24"/>
+          <w:szCs w:val="24"/>
+          <w:lang w:val="en-US" w:eastAsia="ru-RU"/>
+        </w:rPr>
+      </w:pPr>
+    </w:p>
+    <w:p>
+      <w:pPr>
+        <w:spacing w:before="100" w:beforeAutospacing="1" w:after="100" w:afterAutospacing="1" w:line="240" w:lineRule="auto"/>
+        <w:rPr>
+          <w:rFonts w:ascii="Times New Roman" w:eastAsia="Times New Roman" w:hAnsi="Times New Roman" w:cs="Times New Roman"/>
+          <w:sz w:val="24"/>
+          <w:szCs w:val="24"/>
+          <w:lang w:val="en-US" w:eastAsia="ru-RU"/>
+        </w:rPr>
+      </w:pPr>
+      <w:r>
+        <w:rPr>
+          <w:rFonts w:ascii="Times New Roman" w:eastAsia="Times New Roman" w:hAnsi="Times New Roman" w:cs="Times New Roman"/>
+          <w:sz w:val="24"/>
+          <w:szCs w:val="24"/>
+          <w:lang w:val="en-US" w:eastAsia="ru-RU"/>
+        </w:rPr>
+        <w:t>Entry:</w:t>
+      </w:r>
+    </w:p>
+    <w:p>
+      <w:pPr>
+        <w:spacing w:before="100" w:beforeAutospacing="1" w:after="100" w:afterAutospacing="1" w:line="240" w:lineRule="auto"/>
+        <w:rPr>
+          <w:rFonts w:ascii="Times New Roman" w:eastAsia="Times New Roman" w:hAnsi="Times New Roman" w:cs="Times New Roman"/>
+          <w:sz w:val="24"/>
+          <w:szCs w:val="24"/>
+          <w:lang w:val="en-US" w:eastAsia="ru-RU"/>
+        </w:rPr>
+      </w:pPr>
+      <w:r>
+        <w:rPr>
+          <w:rFonts w:ascii="Times New Roman" w:eastAsia="Times New Roman" w:hAnsi="Times New Roman" w:cs="Times New Roman"/>
+          <w:sz w:val="24"/>
+          <w:szCs w:val="24"/>
+          <w:lang w:val="en-US" w:eastAsia="ru-RU"/>
+        </w:rPr>
+        <w:t>Story Details → Timeline</w:t>
+      </w:r>
+    </w:p>
+    <w:p>
+      <w:pPr>
+        <w:spacing w:before="100" w:beforeAutospacing="1" w:after="100" w:afterAutospacing="1" w:line="240" w:lineRule="auto"/>
+        <w:rPr>
+          <w:rFonts w:ascii="Times New Roman" w:eastAsia="Times New Roman" w:hAnsi="Times New Roman" w:cs="Times New Roman"/>
+          <w:sz w:val="24"/>
+          <w:szCs w:val="24"/>
+          <w:lang w:val="en-US" w:eastAsia="ru-RU"/>
+        </w:rPr>
+      </w:pPr>
+    </w:p>
+    <w:p>
+      <w:pPr>
+        <w:spacing w:before="100" w:beforeAutospacing="1" w:after="100" w:afterAutospacing="1" w:line="240" w:lineRule="auto"/>
+        <w:rPr>
+          <w:rFonts w:ascii="Times New Roman" w:eastAsia="Times New Roman" w:hAnsi="Times New Roman" w:cs="Times New Roman"/>
+          <w:sz w:val="24"/>
+          <w:szCs w:val="24"/>
+          <w:lang w:val="en-US" w:eastAsia="ru-RU"/>
+        </w:rPr>
+      </w:pPr>
+      <w:r>
+        <w:rPr>
+          <w:rFonts w:ascii="Times New Roman" w:eastAsia="Times New Roman" w:hAnsi="Times New Roman" w:cs="Times New Roman"/>
+          <w:sz w:val="24"/>
+          <w:szCs w:val="24"/>
+          <w:lang w:val="en-US" w:eastAsia="ru-RU"/>
+        </w:rPr>
+        <w:t>Data source:</w:t>
+      </w:r>
+    </w:p>
+    <w:p>
+      <w:pPr>
+        <w:spacing w:before="100" w:beforeAutospacing="1" w:after="100" w:afterAutospacing="1" w:line="240" w:lineRule="auto"/>
+        <w:rPr>
+          <w:rFonts w:ascii="Times New Roman" w:eastAsia="Times New Roman" w:hAnsi="Times New Roman" w:cs="Times New Roman"/>
+          <w:sz w:val="24"/>
+          <w:szCs w:val="24"/>
+          <w:lang w:val="en-US" w:eastAsia="ru-RU"/>
+        </w:rPr>
+      </w:pPr>
+      <w:r>
+        <w:rPr>
+          <w:rFonts w:ascii="Times New Roman" w:eastAsia="Times New Roman" w:hAnsi="Times New Roman" w:cs="Times New Roman"/>
+          <w:sz w:val="24"/>
+          <w:szCs w:val="24"/>
+          <w:lang w:val="en-US" w:eastAsia="ru-RU"/>
+        </w:rPr>
+        <w:t>storyMemoriesProvider(storyId)</w:t>
+      </w:r>
+    </w:p>
+    <w:p>
+      <w:pPr>
+        <w:spacing w:before="100" w:beforeAutospacing="1" w:after="100" w:afterAutospacing="1" w:line="240" w:lineRule="auto"/>
+        <w:rPr>
+          <w:rFonts w:ascii="Times New Roman" w:eastAsia="Times New Roman" w:hAnsi="Times New Roman" w:cs="Times New Roman"/>
+          <w:sz w:val="24"/>
+          <w:szCs w:val="24"/>
+          <w:lang w:val="en-US" w:eastAsia="ru-RU"/>
+        </w:rPr>
+      </w:pPr>
+    </w:p>
+    <w:p>
+      <w:pPr>
+        <w:spacing w:before="100" w:beforeAutospacing="1" w:after="100" w:afterAutospacing="1" w:line="240" w:lineRule="auto"/>
+        <w:rPr>
+          <w:rFonts w:ascii="Times New Roman" w:eastAsia="Times New Roman" w:hAnsi="Times New Roman" w:cs="Times New Roman"/>
+          <w:sz w:val="24"/>
+          <w:szCs w:val="24"/>
+          <w:lang w:val="en-US" w:eastAsia="ru-RU"/>
+        </w:rPr>
+      </w:pPr>
+      <w:r>
+        <w:rPr>
+          <w:rFonts w:ascii="Times New Roman" w:eastAsia="Times New Roman" w:hAnsi="Times New Roman" w:cs="Times New Roman"/>
+          <w:sz w:val="24"/>
+          <w:szCs w:val="24"/>
+          <w:lang w:val="en-US" w:eastAsia="ru-RU"/>
+        </w:rPr>
+        <w:t>Timeline does not own a separate remote resource.</w:t>
+      </w:r>
+    </w:p>
+    <w:p>
+      <w:pPr>
+        <w:spacing w:before="100" w:beforeAutospacing="1" w:after="100" w:afterAutospacing="1" w:line="240" w:lineRule="auto"/>
+        <w:rPr>
+          <w:rFonts w:ascii="Times New Roman" w:eastAsia="Times New Roman" w:hAnsi="Times New Roman" w:cs="Times New Roman"/>
+          <w:sz w:val="24"/>
+          <w:szCs w:val="24"/>
+          <w:lang w:val="en-US" w:eastAsia="ru-RU"/>
+        </w:rPr>
+      </w:pPr>
+    </w:p>
+    <w:p>
+      <w:pPr>
+        <w:spacing w:before="100" w:beforeAutospacing="1" w:after="100" w:afterAutospacing="1" w:line="240" w:lineRule="auto"/>
+        <w:rPr>
+          <w:rFonts w:ascii="Times New Roman" w:eastAsia="Times New Roman" w:hAnsi="Times New Roman" w:cs="Times New Roman"/>
+          <w:sz w:val="24"/>
+          <w:szCs w:val="24"/>
+          <w:lang w:val="en-US" w:eastAsia="ru-RU"/>
+        </w:rPr>
+      </w:pPr>
+      <w:r>
+        <w:rPr>
+          <w:rFonts w:ascii="Times New Roman" w:eastAsia="Times New Roman" w:hAnsi="Times New Roman" w:cs="Times New Roman"/>
+          <w:sz w:val="24"/>
+          <w:szCs w:val="24"/>
+          <w:lang w:val="en-US" w:eastAsia="ru-RU"/>
+        </w:rPr>
+        <w:t>Visual structure:</w:t>
+      </w:r>
+    </w:p>
+    <w:p>
+      <w:pPr>
+        <w:spacing w:before="100" w:beforeAutospacing="1" w:after="100" w:afterAutospacing="1" w:line="240" w:lineRule="auto"/>
+        <w:rPr>
+          <w:rFonts w:ascii="Times New Roman" w:eastAsia="Times New Roman" w:hAnsi="Times New Roman" w:cs="Times New Roman"/>
+          <w:sz w:val="24"/>
+          <w:szCs w:val="24"/>
+          <w:lang w:val="en-US" w:eastAsia="ru-RU"/>
+        </w:rPr>
+      </w:pPr>
+      <w:r>
+        <w:rPr>
+          <w:rFonts w:ascii="Times New Roman" w:eastAsia="Times New Roman" w:hAnsi="Times New Roman" w:cs="Times New Roman"/>
+          <w:sz w:val="24"/>
+          <w:szCs w:val="24"/>
+          <w:lang w:val="en-US" w:eastAsia="ru-RU"/>
+        </w:rPr>
+        <w:t>- Story title;</w:t>
+      </w:r>
+    </w:p>
+    <w:p>
+      <w:pPr>
+        <w:spacing w:before="100" w:beforeAutospacing="1" w:after="100" w:afterAutospacing="1" w:line="240" w:lineRule="auto"/>
+        <w:rPr>
+          <w:rFonts w:ascii="Times New Roman" w:eastAsia="Times New Roman" w:hAnsi="Times New Roman" w:cs="Times New Roman"/>
+          <w:sz w:val="24"/>
+          <w:szCs w:val="24"/>
+          <w:lang w:val="en-US" w:eastAsia="ru-RU"/>
+        </w:rPr>
+      </w:pPr>
+      <w:r>
+        <w:rPr>
+          <w:rFonts w:ascii="Times New Roman" w:eastAsia="Times New Roman" w:hAnsi="Times New Roman" w:cs="Times New Roman"/>
+          <w:sz w:val="24"/>
+          <w:szCs w:val="24"/>
+          <w:lang w:val="en-US" w:eastAsia="ru-RU"/>
+        </w:rPr>
+        <w:t>- year sections;</w:t>
+      </w:r>
+    </w:p>
+    <w:p>
+      <w:pPr>
+        <w:spacing w:before="100" w:beforeAutospacing="1" w:after="100" w:afterAutospacing="1" w:line="240" w:lineRule="auto"/>
+        <w:rPr>
+          <w:rFonts w:ascii="Times New Roman" w:eastAsia="Times New Roman" w:hAnsi="Times New Roman" w:cs="Times New Roman"/>
+          <w:sz w:val="24"/>
+          <w:szCs w:val="24"/>
+          <w:lang w:val="en-US" w:eastAsia="ru-RU"/>
+        </w:rPr>
+      </w:pPr>
+      <w:r>
+        <w:rPr>
+          <w:rFonts w:ascii="Times New Roman" w:eastAsia="Times New Roman" w:hAnsi="Times New Roman" w:cs="Times New Roman"/>
+          <w:sz w:val="24"/>
+          <w:szCs w:val="24"/>
+          <w:lang w:val="en-US" w:eastAsia="ru-RU"/>
+        </w:rPr>
+        <w:t>- vertical timeline rail / timeline visual structure;</w:t>
+      </w:r>
+    </w:p>
+    <w:p>
+      <w:pPr>
+        <w:spacing w:before="100" w:beforeAutospacing="1" w:after="100" w:afterAutospacing="1" w:line="240" w:lineRule="auto"/>
+        <w:rPr>
+          <w:rFonts w:ascii="Times New Roman" w:eastAsia="Times New Roman" w:hAnsi="Times New Roman" w:cs="Times New Roman"/>
+          <w:sz w:val="24"/>
+          <w:szCs w:val="24"/>
+          <w:lang w:val="en-US" w:eastAsia="ru-RU"/>
+        </w:rPr>
+      </w:pPr>
+      <w:r>
+        <w:rPr>
+          <w:rFonts w:ascii="Times New Roman" w:eastAsia="Times New Roman" w:hAnsi="Times New Roman" w:cs="Times New Roman"/>
+          <w:sz w:val="24"/>
+          <w:szCs w:val="24"/>
+          <w:lang w:val="en-US" w:eastAsia="ru-RU"/>
+        </w:rPr>
+        <w:t>- Memory cards;</w:t>
+      </w:r>
+    </w:p>
+    <w:p>
+      <w:pPr>
+        <w:spacing w:before="100" w:beforeAutospacing="1" w:after="100" w:afterAutospacing="1" w:line="240" w:lineRule="auto"/>
+        <w:rPr>
+          <w:rFonts w:ascii="Times New Roman" w:eastAsia="Times New Roman" w:hAnsi="Times New Roman" w:cs="Times New Roman"/>
+          <w:sz w:val="24"/>
+          <w:szCs w:val="24"/>
+          <w:lang w:val="en-US" w:eastAsia="ru-RU"/>
+        </w:rPr>
+      </w:pPr>
+      <w:r>
+        <w:rPr>
+          <w:rFonts w:ascii="Times New Roman" w:eastAsia="Times New Roman" w:hAnsi="Times New Roman" w:cs="Times New Roman"/>
+          <w:sz w:val="24"/>
+          <w:szCs w:val="24"/>
+          <w:lang w:val="en-US" w:eastAsia="ru-RU"/>
+        </w:rPr>
+        <w:t>- real thumbnail;</w:t>
+      </w:r>
+    </w:p>
+    <w:p>
+      <w:pPr>
+        <w:spacing w:before="100" w:beforeAutospacing="1" w:after="100" w:afterAutospacing="1" w:line="240" w:lineRule="auto"/>
+        <w:rPr>
+          <w:rFonts w:ascii="Times New Roman" w:eastAsia="Times New Roman" w:hAnsi="Times New Roman" w:cs="Times New Roman"/>
+          <w:sz w:val="24"/>
+          <w:szCs w:val="24"/>
+          <w:lang w:val="en-US" w:eastAsia="ru-RU"/>
+        </w:rPr>
+      </w:pPr>
+      <w:r>
+        <w:rPr>
+          <w:rFonts w:ascii="Times New Roman" w:eastAsia="Times New Roman" w:hAnsi="Times New Roman" w:cs="Times New Roman"/>
+          <w:sz w:val="24"/>
+          <w:szCs w:val="24"/>
+          <w:lang w:val="en-US" w:eastAsia="ru-RU"/>
+        </w:rPr>
+        <w:t>- event date;</w:t>
+      </w:r>
+    </w:p>
+    <w:p>
+      <w:pPr>
+        <w:spacing w:before="100" w:beforeAutospacing="1" w:after="100" w:afterAutospacing="1" w:line="240" w:lineRule="auto"/>
+        <w:rPr>
+          <w:rFonts w:ascii="Times New Roman" w:eastAsia="Times New Roman" w:hAnsi="Times New Roman" w:cs="Times New Roman"/>
+          <w:sz w:val="24"/>
+          <w:szCs w:val="24"/>
+          <w:lang w:val="en-US" w:eastAsia="ru-RU"/>
+        </w:rPr>
+      </w:pPr>
+      <w:r>
+        <w:rPr>
+          <w:rFonts w:ascii="Times New Roman" w:eastAsia="Times New Roman" w:hAnsi="Times New Roman" w:cs="Times New Roman"/>
+          <w:sz w:val="24"/>
+          <w:szCs w:val="24"/>
+          <w:lang w:val="en-US" w:eastAsia="ru-RU"/>
+        </w:rPr>
+        <w:t>- title;</w:t>
+      </w:r>
+    </w:p>
+    <w:p>
+      <w:pPr>
+        <w:spacing w:before="100" w:beforeAutospacing="1" w:after="100" w:afterAutospacing="1" w:line="240" w:lineRule="auto"/>
+        <w:rPr>
+          <w:rFonts w:ascii="Times New Roman" w:eastAsia="Times New Roman" w:hAnsi="Times New Roman" w:cs="Times New Roman"/>
+          <w:sz w:val="24"/>
+          <w:szCs w:val="24"/>
+          <w:lang w:val="en-US" w:eastAsia="ru-RU"/>
+        </w:rPr>
+      </w:pPr>
+      <w:r>
+        <w:rPr>
+          <w:rFonts w:ascii="Times New Roman" w:eastAsia="Times New Roman" w:hAnsi="Times New Roman" w:cs="Times New Roman"/>
+          <w:sz w:val="24"/>
+          <w:szCs w:val="24"/>
+          <w:lang w:val="en-US" w:eastAsia="ru-RU"/>
+        </w:rPr>
+        <w:t>- optional place;</w:t>
+      </w:r>
+    </w:p>
+    <w:p>
+      <w:pPr>
+        <w:spacing w:before="100" w:beforeAutospacing="1" w:after="100" w:afterAutospacing="1" w:line="240" w:lineRule="auto"/>
+        <w:rPr>
+          <w:rFonts w:ascii="Times New Roman" w:eastAsia="Times New Roman" w:hAnsi="Times New Roman" w:cs="Times New Roman"/>
+          <w:sz w:val="24"/>
+          <w:szCs w:val="24"/>
+          <w:lang w:val="en-US" w:eastAsia="ru-RU"/>
+        </w:rPr>
+      </w:pPr>
+      <w:r>
+        <w:rPr>
+          <w:rFonts w:ascii="Times New Roman" w:eastAsia="Times New Roman" w:hAnsi="Times New Roman" w:cs="Times New Roman"/>
+          <w:sz w:val="24"/>
+          <w:szCs w:val="24"/>
+          <w:lang w:val="en-US" w:eastAsia="ru-RU"/>
+        </w:rPr>
+        <w:t>- optional description preview;</w:t>
+      </w:r>
+    </w:p>
+    <w:p>
+      <w:pPr>
+        <w:spacing w:before="100" w:beforeAutospacing="1" w:after="100" w:afterAutospacing="1" w:line="240" w:lineRule="auto"/>
+        <w:rPr>
+          <w:rFonts w:ascii="Times New Roman" w:eastAsia="Times New Roman" w:hAnsi="Times New Roman" w:cs="Times New Roman"/>
+          <w:sz w:val="24"/>
+          <w:szCs w:val="24"/>
+          <w:lang w:val="en-US" w:eastAsia="ru-RU"/>
+        </w:rPr>
+      </w:pPr>
+      <w:r>
+        <w:rPr>
+          <w:rFonts w:ascii="Times New Roman" w:eastAsia="Times New Roman" w:hAnsi="Times New Roman" w:cs="Times New Roman"/>
+          <w:sz w:val="24"/>
+          <w:szCs w:val="24"/>
+          <w:lang w:val="en-US" w:eastAsia="ru-RU"/>
+        </w:rPr>
+        <w:t>- Add Memory affordance when permitted.</w:t>
+      </w:r>
+    </w:p>
+    <w:p>
+      <w:pPr>
+        <w:spacing w:before="100" w:beforeAutospacing="1" w:after="100" w:afterAutospacing="1" w:line="240" w:lineRule="auto"/>
+        <w:rPr>
+          <w:rFonts w:ascii="Times New Roman" w:eastAsia="Times New Roman" w:hAnsi="Times New Roman" w:cs="Times New Roman"/>
+          <w:sz w:val="24"/>
+          <w:szCs w:val="24"/>
+          <w:lang w:val="en-US" w:eastAsia="ru-RU"/>
+        </w:rPr>
+      </w:pPr>
+    </w:p>
+    <w:p>
+      <w:pPr>
+        <w:spacing w:before="100" w:beforeAutospacing="1" w:after="100" w:afterAutospacing="1" w:line="240" w:lineRule="auto"/>
+        <w:rPr>
+          <w:rFonts w:ascii="Times New Roman" w:eastAsia="Times New Roman" w:hAnsi="Times New Roman" w:cs="Times New Roman"/>
+          <w:sz w:val="24"/>
+          <w:szCs w:val="24"/>
+          <w:lang w:val="en-US" w:eastAsia="ru-RU"/>
+        </w:rPr>
+      </w:pPr>
+      <w:r>
+        <w:rPr>
+          <w:rFonts w:ascii="Times New Roman" w:eastAsia="Times New Roman" w:hAnsi="Times New Roman" w:cs="Times New Roman"/>
+          <w:sz w:val="24"/>
+          <w:szCs w:val="24"/>
+          <w:lang w:val="en-US" w:eastAsia="ru-RU"/>
+        </w:rPr>
+        <w:t>Year ordering:</w:t>
+      </w:r>
+    </w:p>
+    <w:p>
+      <w:pPr>
+        <w:spacing w:before="100" w:beforeAutospacing="1" w:after="100" w:afterAutospacing="1" w:line="240" w:lineRule="auto"/>
+        <w:rPr>
+          <w:rFonts w:ascii="Times New Roman" w:eastAsia="Times New Roman" w:hAnsi="Times New Roman" w:cs="Times New Roman"/>
+          <w:sz w:val="24"/>
+          <w:szCs w:val="24"/>
+          <w:lang w:val="en-US" w:eastAsia="ru-RU"/>
+        </w:rPr>
+      </w:pPr>
+      <w:r>
+        <w:rPr>
+          <w:rFonts w:ascii="Times New Roman" w:eastAsia="Times New Roman" w:hAnsi="Times New Roman" w:cs="Times New Roman"/>
+          <w:sz w:val="24"/>
+          <w:szCs w:val="24"/>
+          <w:lang w:val="en-US" w:eastAsia="ru-RU"/>
+        </w:rPr>
+        <w:t>newest year first.</w:t>
+      </w:r>
+    </w:p>
+    <w:p>
+      <w:pPr>
+        <w:spacing w:before="100" w:beforeAutospacing="1" w:after="100" w:afterAutospacing="1" w:line="240" w:lineRule="auto"/>
+        <w:rPr>
+          <w:rFonts w:ascii="Times New Roman" w:eastAsia="Times New Roman" w:hAnsi="Times New Roman" w:cs="Times New Roman"/>
+          <w:sz w:val="24"/>
+          <w:szCs w:val="24"/>
+          <w:lang w:val="en-US" w:eastAsia="ru-RU"/>
+        </w:rPr>
+      </w:pPr>
+    </w:p>
+    <w:p>
+      <w:pPr>
+        <w:spacing w:before="100" w:beforeAutospacing="1" w:after="100" w:afterAutospacing="1" w:line="240" w:lineRule="auto"/>
+        <w:rPr>
+          <w:rFonts w:ascii="Times New Roman" w:eastAsia="Times New Roman" w:hAnsi="Times New Roman" w:cs="Times New Roman"/>
+          <w:sz w:val="24"/>
+          <w:szCs w:val="24"/>
+          <w:lang w:val="en-US" w:eastAsia="ru-RU"/>
+        </w:rPr>
+      </w:pPr>
+      <w:r>
+        <w:rPr>
+          <w:rFonts w:ascii="Times New Roman" w:eastAsia="Times New Roman" w:hAnsi="Times New Roman" w:cs="Times New Roman"/>
+          <w:sz w:val="24"/>
+          <w:szCs w:val="24"/>
+          <w:lang w:val="en-US" w:eastAsia="ru-RU"/>
+        </w:rPr>
+        <w:t>Within each year:</w:t>
+      </w:r>
+    </w:p>
+    <w:p>
+      <w:pPr>
+        <w:spacing w:before="100" w:beforeAutospacing="1" w:after="100" w:afterAutospacing="1" w:line="240" w:lineRule="auto"/>
+        <w:rPr>
+          <w:rFonts w:ascii="Times New Roman" w:eastAsia="Times New Roman" w:hAnsi="Times New Roman" w:cs="Times New Roman"/>
+          <w:sz w:val="24"/>
+          <w:szCs w:val="24"/>
+          <w:lang w:val="en-US" w:eastAsia="ru-RU"/>
+        </w:rPr>
+      </w:pPr>
+      <w:r>
+        <w:rPr>
+          <w:rFonts w:ascii="Times New Roman" w:eastAsia="Times New Roman" w:hAnsi="Times New Roman" w:cs="Times New Roman"/>
+          <w:sz w:val="24"/>
+          <w:szCs w:val="24"/>
+          <w:lang w:val="en-US" w:eastAsia="ru-RU"/>
+        </w:rPr>
+        <w:t>canonical Memory order:</w:t>
+      </w:r>
+    </w:p>
+    <w:p>
+      <w:pPr>
+        <w:spacing w:before="100" w:beforeAutospacing="1" w:after="100" w:afterAutospacing="1" w:line="240" w:lineRule="auto"/>
+        <w:rPr>
+          <w:rFonts w:ascii="Times New Roman" w:eastAsia="Times New Roman" w:hAnsi="Times New Roman" w:cs="Times New Roman"/>
+          <w:sz w:val="24"/>
+          <w:szCs w:val="24"/>
+          <w:lang w:val="en-US" w:eastAsia="ru-RU"/>
+        </w:rPr>
+      </w:pPr>
+      <w:r>
+        <w:rPr>
+          <w:rFonts w:ascii="Times New Roman" w:eastAsia="Times New Roman" w:hAnsi="Times New Roman" w:cs="Times New Roman"/>
+          <w:sz w:val="24"/>
+          <w:szCs w:val="24"/>
+          <w:lang w:val="en-US" w:eastAsia="ru-RU"/>
+        </w:rPr>
+        <w:t>eventDate ASC,</w:t>
+      </w:r>
+    </w:p>
+    <w:p>
+      <w:pPr>
+        <w:spacing w:before="100" w:beforeAutospacing="1" w:after="100" w:afterAutospacing="1" w:line="240" w:lineRule="auto"/>
+        <w:rPr>
+          <w:rFonts w:ascii="Times New Roman" w:eastAsia="Times New Roman" w:hAnsi="Times New Roman" w:cs="Times New Roman"/>
+          <w:sz w:val="24"/>
+          <w:szCs w:val="24"/>
+          <w:lang w:val="en-US" w:eastAsia="ru-RU"/>
+        </w:rPr>
+      </w:pPr>
+      <w:r>
+        <w:rPr>
+          <w:rFonts w:ascii="Times New Roman" w:eastAsia="Times New Roman" w:hAnsi="Times New Roman" w:cs="Times New Roman"/>
+          <w:sz w:val="24"/>
+          <w:szCs w:val="24"/>
+          <w:lang w:val="en-US" w:eastAsia="ru-RU"/>
+        </w:rPr>
+        <w:t>createdAt ASC,</w:t>
+      </w:r>
+    </w:p>
+    <w:p>
+      <w:pPr>
+        <w:spacing w:before="100" w:beforeAutospacing="1" w:after="100" w:afterAutospacing="1" w:line="240" w:lineRule="auto"/>
+        <w:rPr>
+          <w:rFonts w:ascii="Times New Roman" w:eastAsia="Times New Roman" w:hAnsi="Times New Roman" w:cs="Times New Roman"/>
+          <w:sz w:val="24"/>
+          <w:szCs w:val="24"/>
+          <w:lang w:val="en-US" w:eastAsia="ru-RU"/>
+        </w:rPr>
+      </w:pPr>
+      <w:r>
+        <w:rPr>
+          <w:rFonts w:ascii="Times New Roman" w:eastAsia="Times New Roman" w:hAnsi="Times New Roman" w:cs="Times New Roman"/>
+          <w:sz w:val="24"/>
+          <w:szCs w:val="24"/>
+          <w:lang w:val="en-US" w:eastAsia="ru-RU"/>
+        </w:rPr>
+        <w:t>id ASC.</w:t>
+      </w:r>
+    </w:p>
+    <w:p>
+      <w:pPr>
         <w:spacing w:after="0" w:line="240" w:lineRule="auto"/>
         <w:rPr>
           <w:rFonts w:ascii="Times New Roman" w:eastAsia="Times New Roman" w:hAnsi="Times New Roman" w:cs="Times New Roman"/>
@@ -12789,7 +13450,7 @@
           <w:szCs w:val="24"/>
           <w:lang w:eastAsia="ru-RU"/>
         </w:rPr>
-        <w:pict w14:anchorId="26B24A7F">
+        <w:pict w14:anchorId="3FE52B0E">
           <v:rect id="_x0000_i1039" style="width:0;height:1.5pt" o:hralign="center" o:hrstd="t" o:hr="t" fillcolor="#a0a0a0" stroked="f"/>
         </w:pict>
       </w:r>
@@ -12883,6 +13544,7 @@
           <w:szCs w:val="24"/>
           <w:lang w:eastAsia="ru-RU"/>
         </w:rPr>
+        <w:lastRenderedPageBreak/>
         <w:t>Это ключевой эмоциональный режим приложения.</w:t>
       </w:r>
     </w:p>
@@ -13024,7 +13686,6 @@
           <w:szCs w:val="24"/>
           <w:lang w:eastAsia="ru-RU"/>
         </w:rPr>
-        <w:lastRenderedPageBreak/>
         <w:t>название истории;</w:t>
       </w:r>
     </w:p>
@@ -13713,6 +14374,7 @@
           <w:szCs w:val="24"/>
           <w:lang w:eastAsia="ru-RU"/>
         </w:rPr>
+        <w:lastRenderedPageBreak/>
         <w:t>камера плавно останавливается;</w:t>
       </w:r>
     </w:p>
@@ -13877,7 +14539,6 @@
           <w:szCs w:val="24"/>
           <w:lang w:eastAsia="ru-RU"/>
         </w:rPr>
-        <w:lastRenderedPageBreak/>
         <w:t>Карточка воспоминания появляется только в момент остановки на соответствующей точке.</w:t>
       </w:r>
     </w:p>
@@ -14321,7 +14982,7 @@
           <w:szCs w:val="24"/>
           <w:lang w:eastAsia="ru-RU"/>
         </w:rPr>
-        <w:pict w14:anchorId="20E09FA3">
+        <w:pict w14:anchorId="3FE52B0F">
           <v:rect id="_x0000_i1040" style="width:0;height:1.5pt" o:hralign="center" o:hrstd="t" o:hr="t" fillcolor="#a0a0a0" stroked="f"/>
         </w:pict>
       </w:r>
@@ -14532,6 +15193,7 @@
           <w:szCs w:val="36"/>
           <w:lang w:eastAsia="ru-RU"/>
         </w:rPr>
+        <w:lastRenderedPageBreak/>
         <w:t>Empty State</w:t>
       </w:r>
     </w:p>
@@ -14644,7 +15306,6 @@
           <w:szCs w:val="24"/>
           <w:lang w:eastAsia="ru-RU"/>
         </w:rPr>
-        <w:lastRenderedPageBreak/>
         <w:t>соответствовать эмоциональному стилю продукта.</w:t>
       </w:r>
     </w:p>
@@ -15024,7 +15685,7 @@
           <w:szCs w:val="24"/>
           <w:lang w:eastAsia="ru-RU"/>
         </w:rPr>
-        <w:pict w14:anchorId="6458FE37">
+        <w:pict w14:anchorId="3FE52B10">
           <v:rect id="_x0000_i1041" style="width:0;height:1.5pt" o:hralign="center" o:hrstd="t" o:hr="t" fillcolor="#a0a0a0" stroked="f"/>
         </w:pict>
       </w:r>
@@ -15217,6 +15878,7 @@
           <w:szCs w:val="24"/>
           <w:lang w:eastAsia="ru-RU"/>
         </w:rPr>
+        <w:lastRenderedPageBreak/>
         <w:t>Story Map Screen;</w:t>
       </w:r>
     </w:p>
@@ -15429,7 +16091,6 @@
           <w:szCs w:val="24"/>
           <w:lang w:eastAsia="ru-RU"/>
         </w:rPr>
-        <w:lastRenderedPageBreak/>
         <w:t>Глобальная навигация не должна нарушать контекст выбранной истории.</w:t>
       </w:r>
     </w:p>
@@ -15470,7 +16131,7 @@
           <w:szCs w:val="24"/>
           <w:lang w:eastAsia="ru-RU"/>
         </w:rPr>
-        <w:pict w14:anchorId="451D6131">
+        <w:pict w14:anchorId="3FE52B11">
           <v:rect id="_x0000_i1042" style="width:0;height:1.5pt" o:hralign="center" o:hrstd="t" o:hr="t" fillcolor="#a0a0a0" stroked="f"/>
         </w:pict>
       </w:r>
@@ -15875,7 +16536,7 @@
           <w:szCs w:val="24"/>
           <w:lang w:eastAsia="ru-RU"/>
         </w:rPr>
-        <w:pict w14:anchorId="13266D25">
+        <w:pict w14:anchorId="3FE52B12">
           <v:rect id="_x0000_i1043" style="width:0;height:1.5pt" o:hralign="center" o:hrstd="t" o:hr="t" fillcolor="#a0a0a0" stroked="f"/>
         </w:pict>
       </w:r>
@@ -16036,10 +16697,557 @@
           <w:szCs w:val="24"/>
           <w:lang w:eastAsia="ru-RU"/>
         </w:rPr>
+        <w:lastRenderedPageBreak/>
         <w:t>Интерфейс должен помогать пользователю сосредоточиться не на управлении приложением, а на фотографиях, местах, датах и людях, с которыми связаны его воспоминания.</w:t>
       </w:r>
     </w:p>
-    <w:p/>
+    <w:p>
+      <w:pPr>
+        <w:rPr>
+          <w:lang w:val="en-US"/>
+        </w:rPr>
+      </w:pPr>
+      <w:r>
+        <w:rPr>
+          <w:lang w:val="en-US"/>
+        </w:rPr>
+        <w:t>Memory with previewPhoto:</w:t>
+      </w:r>
+    </w:p>
+    <w:p>
+      <w:pPr>
+        <w:rPr>
+          <w:lang w:val="en-US"/>
+        </w:rPr>
+      </w:pPr>
+      <w:r>
+        <w:rPr>
+          <w:lang w:val="en-US"/>
+        </w:rPr>
+        <w:t>show authenticated real THUMBNAIL.</w:t>
+      </w:r>
+    </w:p>
+    <w:p>
+      <w:pPr>
+        <w:rPr>
+          <w:lang w:val="en-US"/>
+        </w:rPr>
+      </w:pPr>
+    </w:p>
+    <w:p>
+      <w:pPr>
+        <w:rPr>
+          <w:lang w:val="en-US"/>
+        </w:rPr>
+      </w:pPr>
+      <w:r>
+        <w:rPr>
+          <w:lang w:val="en-US"/>
+        </w:rPr>
+        <w:t>Memory without previewPhoto:</w:t>
+      </w:r>
+    </w:p>
+    <w:p>
+      <w:pPr>
+        <w:rPr>
+          <w:lang w:val="en-US"/>
+        </w:rPr>
+      </w:pPr>
+      <w:r>
+        <w:rPr>
+          <w:lang w:val="en-US"/>
+        </w:rPr>
+        <w:t>show intentional designed no-photo state.</w:t>
+      </w:r>
+    </w:p>
+    <w:p>
+      <w:pPr>
+        <w:rPr>
+          <w:lang w:val="en-US"/>
+        </w:rPr>
+      </w:pPr>
+    </w:p>
+    <w:p>
+      <w:pPr>
+        <w:rPr>
+          <w:lang w:val="en-US"/>
+        </w:rPr>
+      </w:pPr>
+      <w:r>
+        <w:rPr>
+          <w:lang w:val="en-US"/>
+        </w:rPr>
+        <w:t>Thumbnail loading failure:</w:t>
+      </w:r>
+    </w:p>
+    <w:p>
+      <w:pPr>
+        <w:rPr>
+          <w:lang w:val="en-US"/>
+        </w:rPr>
+      </w:pPr>
+      <w:r>
+        <w:rPr>
+          <w:lang w:val="en-US"/>
+        </w:rPr>
+        <w:t>keep the Memory card usable and show a restrained unavailable-photo state.</w:t>
+      </w:r>
+    </w:p>
+    <w:p>
+      <w:pPr>
+        <w:rPr>
+          <w:lang w:val="en-US"/>
+        </w:rPr>
+      </w:pPr>
+    </w:p>
+    <w:p>
+      <w:pPr>
+        <w:rPr>
+          <w:lang w:val="en-US"/>
+        </w:rPr>
+      </w:pPr>
+      <w:r>
+        <w:rPr>
+          <w:lang w:val="en-US"/>
+        </w:rPr>
+        <w:t>Do not replace an available thumbnail with a generic icon.</w:t>
+      </w:r>
+    </w:p>
+    <w:p>
+      <w:pPr>
+        <w:rPr>
+          <w:lang w:val="en-US"/>
+        </w:rPr>
+      </w:pPr>
+      <w:r>
+        <w:rPr>
+          <w:lang w:val="en-US"/>
+        </w:rPr>
+        <w:t>Do not load DISPLAY images for Timeline cards.</w:t>
+      </w:r>
+    </w:p>
+    <w:p>
+      <w:pPr>
+        <w:rPr>
+          <w:lang w:val="en-US"/>
+        </w:rPr>
+      </w:pPr>
+    </w:p>
+    <w:p>
+      <w:pPr>
+        <w:rPr>
+          <w:lang w:val="en-US"/>
+        </w:rPr>
+      </w:pPr>
+      <w:r>
+        <w:rPr>
+          <w:lang w:val="en-US"/>
+        </w:rPr>
+        <w:t>Story Details</w:t>
+      </w:r>
+    </w:p>
+    <w:p>
+      <w:pPr>
+        <w:rPr>
+          <w:lang w:val="en-US"/>
+        </w:rPr>
+      </w:pPr>
+      <w:r>
+        <w:rPr>
+          <w:lang w:val="en-US"/>
+        </w:rPr>
+        <w:t>→ Timeline</w:t>
+      </w:r>
+    </w:p>
+    <w:p>
+      <w:pPr>
+        <w:rPr>
+          <w:lang w:val="en-US"/>
+        </w:rPr>
+      </w:pPr>
+      <w:r>
+        <w:rPr>
+          <w:lang w:val="en-US"/>
+        </w:rPr>
+        <w:t>→ Memory Details</w:t>
+      </w:r>
+    </w:p>
+    <w:p>
+      <w:pPr>
+        <w:rPr>
+          <w:lang w:val="en-US"/>
+        </w:rPr>
+      </w:pPr>
+      <w:r>
+        <w:rPr>
+          <w:lang w:val="en-US"/>
+        </w:rPr>
+        <w:t>→ Back</w:t>
+      </w:r>
+    </w:p>
+    <w:p>
+      <w:pPr>
+        <w:rPr>
+          <w:lang w:val="en-US"/>
+        </w:rPr>
+      </w:pPr>
+      <w:r>
+        <w:rPr>
+          <w:lang w:val="en-US"/>
+        </w:rPr>
+        <w:t>→ Timeline</w:t>
+      </w:r>
+    </w:p>
+    <w:p>
+      <w:pPr>
+        <w:rPr>
+          <w:lang w:val="en-US"/>
+        </w:rPr>
+      </w:pPr>
+      <w:r>
+        <w:rPr>
+          <w:lang w:val="en-US"/>
+        </w:rPr>
+        <w:t>→ Back</w:t>
+      </w:r>
+    </w:p>
+    <w:p>
+      <w:pPr>
+        <w:rPr>
+          <w:lang w:val="en-US"/>
+        </w:rPr>
+      </w:pPr>
+      <w:r>
+        <w:rPr>
+          <w:lang w:val="en-US"/>
+        </w:rPr>
+        <w:t>→ Story Details</w:t>
+      </w:r>
+    </w:p>
+    <w:p>
+      <w:pPr>
+        <w:rPr>
+          <w:lang w:val="en-US"/>
+        </w:rPr>
+      </w:pPr>
+    </w:p>
+    <w:p>
+      <w:pPr>
+        <w:rPr>
+          <w:lang w:val="en-US"/>
+        </w:rPr>
+      </w:pPr>
+      <w:r>
+        <w:rPr>
+          <w:lang w:val="en-US"/>
+        </w:rPr>
+        <w:t>OWNER / CO_OWNER / EDITOR:</w:t>
+      </w:r>
+    </w:p>
+    <w:p>
+      <w:pPr>
+        <w:rPr>
+          <w:lang w:val="en-US"/>
+        </w:rPr>
+      </w:pPr>
+      <w:r>
+        <w:rPr>
+          <w:lang w:val="en-US"/>
+        </w:rPr>
+        <w:t>can access Timeline and create Memory.</w:t>
+      </w:r>
+    </w:p>
+    <w:p>
+      <w:pPr>
+        <w:rPr>
+          <w:lang w:val="en-US"/>
+        </w:rPr>
+      </w:pPr>
+    </w:p>
+    <w:p>
+      <w:pPr>
+        <w:rPr>
+          <w:lang w:val="en-US"/>
+        </w:rPr>
+      </w:pPr>
+      <w:r>
+        <w:rPr>
+          <w:lang w:val="en-US"/>
+        </w:rPr>
+        <w:t>VIEWER:</w:t>
+      </w:r>
+    </w:p>
+    <w:p>
+      <w:pPr>
+        <w:rPr>
+          <w:lang w:val="en-US"/>
+        </w:rPr>
+      </w:pPr>
+      <w:r>
+        <w:rPr>
+          <w:lang w:val="en-US"/>
+        </w:rPr>
+        <w:t>can access Timeline but cannot create Memory.</w:t>
+      </w:r>
+    </w:p>
+    <w:p>
+      <w:pPr>
+        <w:rPr>
+          <w:lang w:val="en-US"/>
+        </w:rPr>
+      </w:pPr>
+    </w:p>
+    <w:p>
+      <w:pPr>
+        <w:rPr>
+          <w:lang w:val="en-US"/>
+        </w:rPr>
+      </w:pPr>
+      <w:r>
+        <w:rPr>
+          <w:lang w:val="en-US"/>
+        </w:rPr>
+        <w:t>Create Memory</w:t>
+      </w:r>
+    </w:p>
+    <w:p>
+      <w:pPr>
+        <w:rPr>
+          <w:lang w:val="en-US"/>
+        </w:rPr>
+      </w:pPr>
+      <w:r>
+        <w:rPr>
+          <w:lang w:val="en-US"/>
+        </w:rPr>
+        <w:t>→ appears in correct year.</w:t>
+      </w:r>
+    </w:p>
+    <w:p>
+      <w:pPr>
+        <w:rPr>
+          <w:lang w:val="en-US"/>
+        </w:rPr>
+      </w:pPr>
+    </w:p>
+    <w:p>
+      <w:pPr>
+        <w:rPr>
+          <w:lang w:val="en-US"/>
+        </w:rPr>
+      </w:pPr>
+      <w:r>
+        <w:rPr>
+          <w:lang w:val="en-US"/>
+        </w:rPr>
+        <w:t>Edit Memory</w:t>
+      </w:r>
+    </w:p>
+    <w:p>
+      <w:pPr>
+        <w:rPr>
+          <w:lang w:val="en-US"/>
+        </w:rPr>
+      </w:pPr>
+      <w:r>
+        <w:rPr>
+          <w:lang w:val="en-US"/>
+        </w:rPr>
+        <w:lastRenderedPageBreak/>
+        <w:t>→ Timeline updates fields and repositions the Memory if eventDate changes.</w:t>
+      </w:r>
+    </w:p>
+    <w:p>
+      <w:pPr>
+        <w:rPr>
+          <w:lang w:val="en-US"/>
+        </w:rPr>
+      </w:pPr>
+      <w:r>
+        <w:rPr>
+          <w:lang w:val="en-US"/>
+        </w:rPr>
+        <w:t>→ existing photo preview is preserved.</w:t>
+      </w:r>
+    </w:p>
+    <w:p>
+      <w:pPr>
+        <w:rPr>
+          <w:lang w:val="en-US"/>
+        </w:rPr>
+      </w:pPr>
+    </w:p>
+    <w:p>
+      <w:pPr>
+        <w:rPr>
+          <w:lang w:val="en-US"/>
+        </w:rPr>
+      </w:pPr>
+      <w:r>
+        <w:rPr>
+          <w:lang w:val="en-US"/>
+        </w:rPr>
+        <w:t>Delete Memory</w:t>
+      </w:r>
+    </w:p>
+    <w:p>
+      <w:pPr>
+        <w:rPr>
+          <w:lang w:val="en-US"/>
+        </w:rPr>
+      </w:pPr>
+      <w:r>
+        <w:rPr>
+          <w:lang w:val="en-US"/>
+        </w:rPr>
+        <w:t>→ card disappears.</w:t>
+      </w:r>
+    </w:p>
+    <w:p>
+      <w:pPr>
+        <w:rPr>
+          <w:lang w:val="en-US"/>
+        </w:rPr>
+      </w:pPr>
+      <w:r>
+        <w:rPr>
+          <w:lang w:val="en-US"/>
+        </w:rPr>
+        <w:t>→ empty year section disappears.</w:t>
+      </w:r>
+    </w:p>
+    <w:p>
+      <w:pPr>
+        <w:rPr>
+          <w:lang w:val="en-US"/>
+        </w:rPr>
+      </w:pPr>
+    </w:p>
+    <w:p>
+      <w:pPr>
+        <w:rPr>
+          <w:lang w:val="en-US"/>
+        </w:rPr>
+      </w:pPr>
+      <w:r>
+        <w:rPr>
+          <w:lang w:val="en-US"/>
+        </w:rPr>
+        <w:t>Upload first photo</w:t>
+      </w:r>
+    </w:p>
+    <w:p>
+      <w:pPr>
+        <w:rPr>
+          <w:lang w:val="en-US"/>
+        </w:rPr>
+      </w:pPr>
+      <w:r>
+        <w:rPr>
+          <w:lang w:val="en-US"/>
+        </w:rPr>
+        <w:t>→ no-photo state becomes real thumbnail.</w:t>
+      </w:r>
+    </w:p>
+    <w:p>
+      <w:pPr>
+        <w:rPr>
+          <w:lang w:val="en-US"/>
+        </w:rPr>
+      </w:pPr>
+    </w:p>
+    <w:p>
+      <w:pPr>
+        <w:rPr>
+          <w:lang w:val="en-US"/>
+        </w:rPr>
+      </w:pPr>
+      <w:r>
+        <w:rPr>
+          <w:lang w:val="en-US"/>
+        </w:rPr>
+        <w:t>Delete non-preview photo</w:t>
+      </w:r>
+    </w:p>
+    <w:p>
+      <w:pPr>
+        <w:rPr>
+          <w:lang w:val="en-US"/>
+        </w:rPr>
+      </w:pPr>
+      <w:r>
+        <w:rPr>
+          <w:lang w:val="en-US"/>
+        </w:rPr>
+        <w:t>→ preview remains unchanged.</w:t>
+      </w:r>
+    </w:p>
+    <w:p>
+      <w:pPr>
+        <w:rPr>
+          <w:lang w:val="en-US"/>
+        </w:rPr>
+      </w:pPr>
+    </w:p>
+    <w:p>
+      <w:pPr>
+        <w:rPr>
+          <w:lang w:val="en-US"/>
+        </w:rPr>
+      </w:pPr>
+      <w:r>
+        <w:rPr>
+          <w:lang w:val="en-US"/>
+        </w:rPr>
+        <w:t>Delete current preview while another PHOTO exists</w:t>
+      </w:r>
+    </w:p>
+    <w:p>
+      <w:pPr>
+        <w:rPr>
+          <w:lang w:val="en-US"/>
+        </w:rPr>
+      </w:pPr>
+      <w:r>
+        <w:rPr>
+          <w:lang w:val="en-US"/>
+        </w:rPr>
+        <w:t>→ next authoritative PHOTO becomes preview.</w:t>
+      </w:r>
+    </w:p>
+    <w:p>
+      <w:pPr>
+        <w:rPr>
+          <w:lang w:val="en-US"/>
+        </w:rPr>
+      </w:pPr>
+    </w:p>
+    <w:p>
+      <w:pPr>
+        <w:rPr>
+          <w:lang w:val="en-US"/>
+        </w:rPr>
+      </w:pPr>
+      <w:r>
+        <w:rPr>
+          <w:lang w:val="en-US"/>
+        </w:rPr>
+        <w:t>Delete last photo</w:t>
+      </w:r>
+    </w:p>
+    <w:p>
+      <w:pPr>
+        <w:rPr>
+          <w:lang w:val="en-US"/>
+        </w:rPr>
+      </w:pPr>
+      <w:r>
+        <w:rPr>
+          <w:lang w:val="en-US"/>
+        </w:rPr>
+        <w:t>→ preview becomes no-photo state.</w:t>
+      </w:r>
+    </w:p>
     <w:sectPr>
       <w:pgSz w:w="11906" w:h="16838"/>
       <w:pgMar w:top="1134" w:right="850" w:bottom="1134" w:left="1701" w:header="708" w:footer="708" w:gutter="0"/>

--- a/docs/19-mobile-screens-and-ux-flows.docx
+++ b/docs/19-mobile-screens-and-ux-flows.docx
@@ -17246,6 +17246,810 @@
           <w:lang w:val="en-US"/>
         </w:rPr>
         <w:t>→ preview becomes no-photo state.</w:t>
+      </w:r>
+    </w:p>
+    <w:p>
+      <w:pPr>
+        <w:rPr>
+          <w:lang w:val="en-US"/>
+        </w:rPr>
+      </w:pPr>
+    </w:p>
+    <w:p>
+      <w:pPr>
+        <w:rPr>
+          <w:lang w:val="en-US"/>
+        </w:rPr>
+      </w:pPr>
+      <w:r>
+        <w:rPr>
+          <w:lang w:val="en-US"/>
+        </w:rPr>
+        <w:t>Story Playback — Background Soundtrack</w:t>
+      </w:r>
+    </w:p>
+    <w:p>
+      <w:pPr>
+        <w:rPr>
+          <w:lang w:val="en-US"/>
+        </w:rPr>
+      </w:pPr>
+    </w:p>
+    <w:p>
+      <w:pPr>
+        <w:rPr>
+          <w:lang w:val="en-US"/>
+        </w:rPr>
+      </w:pPr>
+      <w:r>
+        <w:rPr>
+          <w:lang w:val="en-US"/>
+        </w:rPr>
+        <w:t>Story Playback может использовать optional Story soundtrack.</w:t>
+      </w:r>
+    </w:p>
+    <w:p>
+      <w:pPr>
+        <w:rPr>
+          <w:lang w:val="en-US"/>
+        </w:rPr>
+      </w:pPr>
+    </w:p>
+    <w:p>
+      <w:pPr>
+        <w:rPr>
+          <w:lang w:val="en-US"/>
+        </w:rPr>
+      </w:pPr>
+      <w:r>
+        <w:rPr>
+          <w:lang w:val="en-US"/>
+        </w:rPr>
+        <w:t>Soundtrack определяется из Story configuration.</w:t>
+      </w:r>
+    </w:p>
+    <w:p>
+      <w:pPr>
+        <w:rPr>
+          <w:lang w:val="en-US"/>
+        </w:rPr>
+      </w:pPr>
+    </w:p>
+    <w:p>
+      <w:r>
+        <w:t xml:space="preserve">Если </w:t>
+      </w:r>
+      <w:r>
+        <w:rPr>
+          <w:lang w:val="en-US"/>
+        </w:rPr>
+        <w:t>effective</w:t>
+      </w:r>
+      <w:r>
+        <w:t xml:space="preserve"> </w:t>
+      </w:r>
+      <w:r>
+        <w:rPr>
+          <w:lang w:val="en-US"/>
+        </w:rPr>
+        <w:t>soundtrack</w:t>
+      </w:r>
+      <w:r>
+        <w:t xml:space="preserve"> отсутствует:</w:t>
+      </w:r>
+    </w:p>
+    <w:p/>
+    <w:p>
+      <w:r>
+        <w:rPr>
+          <w:lang w:val="en-US"/>
+        </w:rPr>
+        <w:t>Playback</w:t>
+      </w:r>
+      <w:r>
+        <w:t xml:space="preserve"> работает без музыки.</w:t>
+      </w:r>
+    </w:p>
+    <w:p/>
+    <w:p>
+      <w:pPr>
+        <w:rPr>
+          <w:lang w:val="en-US"/>
+        </w:rPr>
+      </w:pPr>
+      <w:r>
+        <w:rPr>
+          <w:lang w:val="en-US"/>
+        </w:rPr>
+        <w:t>Playback controls влияют на visual и audio orchestration:</w:t>
+      </w:r>
+    </w:p>
+    <w:p>
+      <w:pPr>
+        <w:rPr>
+          <w:lang w:val="en-US"/>
+        </w:rPr>
+      </w:pPr>
+    </w:p>
+    <w:p>
+      <w:pPr>
+        <w:rPr>
+          <w:lang w:val="en-US"/>
+        </w:rPr>
+      </w:pPr>
+      <w:r>
+        <w:rPr>
+          <w:lang w:val="en-US"/>
+        </w:rPr>
+        <w:t>Start</w:t>
+      </w:r>
+    </w:p>
+    <w:p>
+      <w:pPr>
+        <w:rPr>
+          <w:lang w:val="en-US"/>
+        </w:rPr>
+      </w:pPr>
+      <w:r>
+        <w:rPr>
+          <w:lang w:val="en-US"/>
+        </w:rPr>
+        <w:lastRenderedPageBreak/>
+        <w:t>→ visual Playback starts</w:t>
+      </w:r>
+    </w:p>
+    <w:p>
+      <w:pPr>
+        <w:rPr>
+          <w:lang w:val="en-US"/>
+        </w:rPr>
+      </w:pPr>
+      <w:r>
+        <w:rPr>
+          <w:lang w:val="en-US"/>
+        </w:rPr>
+        <w:t>→ soundtrack starts if available</w:t>
+      </w:r>
+    </w:p>
+    <w:p>
+      <w:pPr>
+        <w:rPr>
+          <w:lang w:val="en-US"/>
+        </w:rPr>
+      </w:pPr>
+    </w:p>
+    <w:p>
+      <w:pPr>
+        <w:rPr>
+          <w:lang w:val="en-US"/>
+        </w:rPr>
+      </w:pPr>
+      <w:r>
+        <w:rPr>
+          <w:lang w:val="en-US"/>
+        </w:rPr>
+        <w:t>Pause</w:t>
+      </w:r>
+    </w:p>
+    <w:p>
+      <w:pPr>
+        <w:rPr>
+          <w:lang w:val="en-US"/>
+        </w:rPr>
+      </w:pPr>
+      <w:r>
+        <w:rPr>
+          <w:lang w:val="en-US"/>
+        </w:rPr>
+        <w:t>→ visual Playback pauses</w:t>
+      </w:r>
+    </w:p>
+    <w:p>
+      <w:pPr>
+        <w:rPr>
+          <w:lang w:val="en-US"/>
+        </w:rPr>
+      </w:pPr>
+      <w:r>
+        <w:rPr>
+          <w:lang w:val="en-US"/>
+        </w:rPr>
+        <w:t>→ soundtrack pauses</w:t>
+      </w:r>
+    </w:p>
+    <w:p>
+      <w:pPr>
+        <w:rPr>
+          <w:lang w:val="en-US"/>
+        </w:rPr>
+      </w:pPr>
+    </w:p>
+    <w:p>
+      <w:pPr>
+        <w:rPr>
+          <w:lang w:val="en-US"/>
+        </w:rPr>
+      </w:pPr>
+      <w:r>
+        <w:rPr>
+          <w:lang w:val="en-US"/>
+        </w:rPr>
+        <w:t>Resume</w:t>
+      </w:r>
+    </w:p>
+    <w:p>
+      <w:pPr>
+        <w:rPr>
+          <w:lang w:val="en-US"/>
+        </w:rPr>
+      </w:pPr>
+      <w:r>
+        <w:rPr>
+          <w:lang w:val="en-US"/>
+        </w:rPr>
+        <w:t>→ visual Playback resumes</w:t>
+      </w:r>
+    </w:p>
+    <w:p>
+      <w:pPr>
+        <w:rPr>
+          <w:lang w:val="en-US"/>
+        </w:rPr>
+      </w:pPr>
+      <w:r>
+        <w:rPr>
+          <w:lang w:val="en-US"/>
+        </w:rPr>
+        <w:t>→ soundtrack resumes</w:t>
+      </w:r>
+    </w:p>
+    <w:p>
+      <w:pPr>
+        <w:rPr>
+          <w:lang w:val="en-US"/>
+        </w:rPr>
+      </w:pPr>
+    </w:p>
+    <w:p>
+      <w:pPr>
+        <w:rPr>
+          <w:lang w:val="en-US"/>
+        </w:rPr>
+      </w:pPr>
+      <w:r>
+        <w:rPr>
+          <w:lang w:val="en-US"/>
+        </w:rPr>
+        <w:t>Close / Stop</w:t>
+      </w:r>
+    </w:p>
+    <w:p>
+      <w:pPr>
+        <w:rPr>
+          <w:lang w:val="en-US"/>
+        </w:rPr>
+      </w:pPr>
+      <w:r>
+        <w:rPr>
+          <w:lang w:val="en-US"/>
+        </w:rPr>
+        <w:t>→ visual Playback ends</w:t>
+      </w:r>
+    </w:p>
+    <w:p>
+      <w:pPr>
+        <w:rPr>
+          <w:lang w:val="en-US"/>
+        </w:rPr>
+      </w:pPr>
+      <w:r>
+        <w:rPr>
+          <w:lang w:val="en-US"/>
+        </w:rPr>
+        <w:t>→ soundtrack stops</w:t>
+      </w:r>
+    </w:p>
+    <w:p>
+      <w:pPr>
+        <w:rPr>
+          <w:lang w:val="en-US"/>
+        </w:rPr>
+      </w:pPr>
+    </w:p>
+    <w:p>
+      <w:pPr>
+        <w:rPr>
+          <w:lang w:val="en-US"/>
+        </w:rPr>
+      </w:pPr>
+      <w:r>
+        <w:rPr>
+          <w:lang w:val="en-US"/>
+        </w:rPr>
+        <w:t>Finished</w:t>
+      </w:r>
+    </w:p>
+    <w:p>
+      <w:pPr>
+        <w:rPr>
+          <w:lang w:val="en-US"/>
+        </w:rPr>
+      </w:pPr>
+      <w:r>
+        <w:rPr>
+          <w:lang w:val="en-US"/>
+        </w:rPr>
+        <w:t>→ soundtrack stops</w:t>
+      </w:r>
+    </w:p>
+    <w:p>
+      <w:pPr>
+        <w:rPr>
+          <w:lang w:val="en-US"/>
+        </w:rPr>
+      </w:pPr>
+    </w:p>
+    <w:p>
+      <w:pPr>
+        <w:rPr>
+          <w:lang w:val="en-US"/>
+        </w:rPr>
+      </w:pPr>
+      <w:r>
+        <w:rPr>
+          <w:lang w:val="en-US"/>
+        </w:rPr>
+        <w:t>Audio failure</w:t>
+      </w:r>
+    </w:p>
+    <w:p>
+      <w:pPr>
+        <w:rPr>
+          <w:lang w:val="en-US"/>
+        </w:rPr>
+      </w:pPr>
+      <w:r>
+        <w:rPr>
+          <w:lang w:val="en-US"/>
+        </w:rPr>
+        <w:t>→ visual Playback continues</w:t>
+      </w:r>
+    </w:p>
+    <w:p>
+      <w:pPr>
+        <w:rPr>
+          <w:lang w:val="en-US"/>
+        </w:rPr>
+      </w:pPr>
+    </w:p>
+    <w:p>
+      <w:pPr>
+        <w:rPr>
+          <w:lang w:val="en-US"/>
+        </w:rPr>
+      </w:pPr>
+    </w:p>
+    <w:p>
+      <w:r>
+        <w:rPr>
+          <w:lang w:val="en-US"/>
+        </w:rPr>
+        <w:t>Playback</w:t>
+      </w:r>
+      <w:r>
+        <w:t xml:space="preserve"> </w:t>
+      </w:r>
+      <w:r>
+        <w:rPr>
+          <w:lang w:val="en-US"/>
+        </w:rPr>
+        <w:t>UI</w:t>
+      </w:r>
+    </w:p>
+    <w:p/>
+    <w:p>
+      <w:r>
+        <w:rPr>
+          <w:lang w:val="en-US"/>
+        </w:rPr>
+        <w:t>Playback</w:t>
+      </w:r>
+      <w:r>
+        <w:t xml:space="preserve"> </w:t>
+      </w:r>
+      <w:r>
+        <w:rPr>
+          <w:lang w:val="en-US"/>
+        </w:rPr>
+        <w:t>UI</w:t>
+      </w:r>
+      <w:r>
+        <w:t xml:space="preserve"> должен поддерживать:</w:t>
+      </w:r>
+    </w:p>
+    <w:p/>
+    <w:p>
+      <w:pPr>
+        <w:rPr>
+          <w:lang w:val="en-US"/>
+        </w:rPr>
+      </w:pPr>
+      <w:r>
+        <w:rPr>
+          <w:lang w:val="en-US"/>
+        </w:rPr>
+        <w:t>• No music;</w:t>
+      </w:r>
+    </w:p>
+    <w:p>
+      <w:pPr>
+        <w:rPr>
+          <w:lang w:val="en-US"/>
+        </w:rPr>
+      </w:pPr>
+      <w:r>
+        <w:rPr>
+          <w:lang w:val="en-US"/>
+        </w:rPr>
+        <w:t>• active soundtrack playback;</w:t>
+      </w:r>
+    </w:p>
+    <w:p>
+      <w:pPr>
+        <w:rPr>
+          <w:lang w:val="en-US"/>
+        </w:rPr>
+      </w:pPr>
+      <w:r>
+        <w:rPr>
+          <w:lang w:val="en-US"/>
+        </w:rPr>
+        <w:t>• pause/resume synchronization;</w:t>
+      </w:r>
+    </w:p>
+    <w:p>
+      <w:pPr>
+        <w:rPr>
+          <w:lang w:val="en-US"/>
+        </w:rPr>
+      </w:pPr>
+      <w:r>
+        <w:rPr>
+          <w:lang w:val="en-US"/>
+        </w:rPr>
+        <w:t>• safe soundtrack-unavailable behavior.</w:t>
+      </w:r>
+    </w:p>
+    <w:p>
+      <w:pPr>
+        <w:rPr>
+          <w:lang w:val="en-US"/>
+        </w:rPr>
+      </w:pPr>
+    </w:p>
+    <w:p>
+      <w:pPr>
+        <w:rPr>
+          <w:lang w:val="en-US"/>
+        </w:rPr>
+      </w:pPr>
+      <w:r>
+        <w:rPr>
+          <w:lang w:val="en-US"/>
+        </w:rPr>
+        <w:t>Music catalog selection не является частью fullscreen Playback screen</w:t>
+      </w:r>
+    </w:p>
+    <w:p>
+      <w:r>
+        <w:lastRenderedPageBreak/>
+        <w:t>в первой версии.</w:t>
+      </w:r>
+    </w:p>
+    <w:p/>
+    <w:p>
+      <w:r>
+        <w:t xml:space="preserve">Изменение </w:t>
+      </w:r>
+      <w:r>
+        <w:rPr>
+          <w:lang w:val="en-US"/>
+        </w:rPr>
+        <w:t>Story</w:t>
+      </w:r>
+      <w:r>
+        <w:t xml:space="preserve"> </w:t>
+      </w:r>
+      <w:r>
+        <w:rPr>
+          <w:lang w:val="en-US"/>
+        </w:rPr>
+        <w:t>soundtrack</w:t>
+      </w:r>
+      <w:r>
+        <w:t xml:space="preserve"> выполняется из </w:t>
+      </w:r>
+      <w:r>
+        <w:rPr>
+          <w:lang w:val="en-US"/>
+        </w:rPr>
+        <w:t>Story</w:t>
+      </w:r>
+      <w:r>
+        <w:t xml:space="preserve"> </w:t>
+      </w:r>
+      <w:r>
+        <w:rPr>
+          <w:lang w:val="en-US"/>
+        </w:rPr>
+        <w:t>configuration</w:t>
+      </w:r>
+      <w:r>
+        <w:t xml:space="preserve"> /</w:t>
+      </w:r>
+    </w:p>
+    <w:p>
+      <w:pPr>
+        <w:rPr>
+          <w:lang w:val="en-US"/>
+        </w:rPr>
+      </w:pPr>
+      <w:r>
+        <w:rPr>
+          <w:lang w:val="en-US"/>
+        </w:rPr>
+        <w:t>appropriate Story management UI.</w:t>
+      </w:r>
+    </w:p>
+    <w:p>
+      <w:pPr>
+        <w:rPr>
+          <w:lang w:val="en-US"/>
+        </w:rPr>
+      </w:pPr>
+    </w:p>
+    <w:p>
+      <w:pPr>
+        <w:rPr>
+          <w:lang w:val="en-US"/>
+        </w:rPr>
+      </w:pPr>
+    </w:p>
+    <w:p>
+      <w:pPr>
+        <w:rPr>
+          <w:lang w:val="en-US"/>
+        </w:rPr>
+      </w:pPr>
+      <w:r>
+        <w:rPr>
+          <w:lang w:val="en-US"/>
+        </w:rPr>
+        <w:t>Roles</w:t>
+      </w:r>
+    </w:p>
+    <w:p>
+      <w:pPr>
+        <w:rPr>
+          <w:lang w:val="en-US"/>
+        </w:rPr>
+      </w:pPr>
+    </w:p>
+    <w:p>
+      <w:pPr>
+        <w:rPr>
+          <w:lang w:val="en-US"/>
+        </w:rPr>
+      </w:pPr>
+      <w:r>
+        <w:rPr>
+          <w:lang w:val="en-US"/>
+        </w:rPr>
+        <w:t>OWNER</w:t>
+      </w:r>
+    </w:p>
+    <w:p>
+      <w:pPr>
+        <w:rPr>
+          <w:lang w:val="en-US"/>
+        </w:rPr>
+      </w:pPr>
+      <w:r>
+        <w:rPr>
+          <w:lang w:val="en-US"/>
+        </w:rPr>
+        <w:t>CO_OWNER</w:t>
+      </w:r>
+    </w:p>
+    <w:p>
+      <w:pPr>
+        <w:rPr>
+          <w:lang w:val="en-US"/>
+        </w:rPr>
+      </w:pPr>
+    </w:p>
+    <w:p>
+      <w:pPr>
+        <w:rPr>
+          <w:lang w:val="en-US"/>
+        </w:rPr>
+      </w:pPr>
+      <w:r>
+        <w:rPr>
+          <w:lang w:val="en-US"/>
+        </w:rPr>
+        <w:t>могут изменять Story soundtrack.</w:t>
+      </w:r>
+    </w:p>
+    <w:p>
+      <w:pPr>
+        <w:rPr>
+          <w:lang w:val="en-US"/>
+        </w:rPr>
+      </w:pPr>
+    </w:p>
+    <w:p>
+      <w:pPr>
+        <w:rPr>
+          <w:lang w:val="en-US"/>
+        </w:rPr>
+      </w:pPr>
+      <w:r>
+        <w:rPr>
+          <w:lang w:val="en-US"/>
+        </w:rPr>
+        <w:t>EDITOR</w:t>
+      </w:r>
+    </w:p>
+    <w:p>
+      <w:pPr>
+        <w:rPr>
+          <w:lang w:val="en-US"/>
+        </w:rPr>
+      </w:pPr>
+      <w:r>
+        <w:rPr>
+          <w:lang w:val="en-US"/>
+        </w:rPr>
+        <w:t>VIEWER</w:t>
+      </w:r>
+    </w:p>
+    <w:p>
+      <w:pPr>
+        <w:rPr>
+          <w:lang w:val="en-US"/>
+        </w:rPr>
+      </w:pPr>
+    </w:p>
+    <w:p>
+      <w:pPr>
+        <w:rPr>
+          <w:lang w:val="en-US"/>
+        </w:rPr>
+      </w:pPr>
+      <w:r>
+        <w:rPr>
+          <w:lang w:val="en-US"/>
+        </w:rPr>
+        <w:t>могут использовать effective soundtrack во время Playback,</w:t>
+      </w:r>
+    </w:p>
+    <w:p>
+      <w:r>
+        <w:t xml:space="preserve">но не изменять </w:t>
+      </w:r>
+      <w:r>
+        <w:rPr>
+          <w:lang w:val="en-US"/>
+        </w:rPr>
+        <w:t>Story</w:t>
+      </w:r>
+      <w:r>
+        <w:t xml:space="preserve"> </w:t>
+      </w:r>
+      <w:r>
+        <w:rPr>
+          <w:lang w:val="en-US"/>
+        </w:rPr>
+        <w:t>soundtrack</w:t>
+      </w:r>
+      <w:r>
+        <w:t>.</w:t>
+      </w:r>
+    </w:p>
+    <w:p/>
+    <w:p/>
+    <w:p>
+      <w:r>
+        <w:rPr>
+          <w:lang w:val="en-US"/>
+        </w:rPr>
+        <w:t>Future</w:t>
+      </w:r>
+    </w:p>
+    <w:p/>
+    <w:p>
+      <w:r>
+        <w:t>Не входит в первую версию:</w:t>
+      </w:r>
+    </w:p>
+    <w:p/>
+    <w:p>
+      <w:pPr>
+        <w:rPr>
+          <w:lang w:val="en-US"/>
+        </w:rPr>
+      </w:pPr>
+      <w:r>
+        <w:rPr>
+          <w:lang w:val="en-US"/>
+        </w:rPr>
+        <w:t>• personal soundtrack override;</w:t>
+      </w:r>
+    </w:p>
+    <w:p>
+      <w:pPr>
+        <w:rPr>
+          <w:lang w:val="en-US"/>
+        </w:rPr>
+      </w:pPr>
+      <w:r>
+        <w:rPr>
+          <w:lang w:val="en-US"/>
+        </w:rPr>
+        <w:t>• local device music;</w:t>
+      </w:r>
+    </w:p>
+    <w:p>
+      <w:pPr>
+        <w:rPr>
+          <w:lang w:val="en-US"/>
+        </w:rPr>
+      </w:pPr>
+      <w:r>
+        <w:rPr>
+          <w:lang w:val="en-US"/>
+        </w:rPr>
+        <w:t>• soundtrack seek;</w:t>
+      </w:r>
+    </w:p>
+    <w:p>
+      <w:pPr>
+        <w:rPr>
+          <w:lang w:val="en-US"/>
+        </w:rPr>
+      </w:pPr>
+      <w:r>
+        <w:rPr>
+          <w:lang w:val="en-US"/>
+        </w:rPr>
+        <w:t>• shared Playback Clock;</w:t>
+      </w:r>
+    </w:p>
+    <w:p>
+      <w:pPr>
+        <w:rPr>
+          <w:lang w:val="en-US"/>
+        </w:rPr>
+      </w:pPr>
+      <w:r>
+        <w:rPr>
+          <w:lang w:val="en-US"/>
+        </w:rPr>
+        <w:t>• soundtrack-based Story timing;</w:t>
+      </w:r>
+    </w:p>
+    <w:p>
+      <w:pPr>
+        <w:rPr>
+          <w:lang w:val="en-US"/>
+        </w:rPr>
+      </w:pPr>
+      <w:r>
+        <w:rPr>
+          <w:lang w:val="en-US"/>
+        </w:rPr>
+        <w:t>• Shared Story Video.</w:t>
       </w:r>
     </w:p>
     <w:sectPr>
